--- a/docs/CV_Miguel_Angel_Serafin_Castillo.docx
+++ b/docs/CV_Miguel_Angel_Serafin_Castillo.docx
@@ -121,7 +121,7 @@
           <w:color w:val="556478"/>
           <w:sz w:val="16"/>
         </w:rPr>
-        <w:t>Ciudad de México, México  •  TU_CORREO@EJEMPLO.COM  •  LinkedIn: TU_USUARIO  •  GitHub: TU_USUARIO</w:t>
+        <w:t>Ciudad de México, México  •  engelmagnetar@gmail.com  •  GitHub: github.com/engelmagnetar</w:t>
       </w:r>
     </w:p>
     <w:p>
@@ -144,7 +144,7 @@
         <w:rPr>
           <w:b/>
         </w:rPr>
-        <w:t>Desarrollador Sr full stack con más de 15 años de experiencia, incluyendo más de 10 años en el sector financiero. Especialista en modernización de plataformas, integración empresarial, APIs y evolución de sistemas legacy. Dominio principal de C#/.NET, Java, JavaScript/Node.js y Python, con experiencia práctica en Oracle, SQL Server, MySQL, AWS y Azure. Perfil hands-on que combina análisis, diseño, programación, diagnóstico y documentación para producir soluciones seguras, trazables y mantenibles.</w:t>
+        <w:t>Desarrollador Sr full stack con más de 15 años de experiencia, incluyendo más de 10 años en el sector financiero. Especialista en modernización de plataformas, migración de SOA a microservicios, APIs, observabilidad e integración de hardware biométrico. Dominio de C#/.NET, Java, JavaScript/Node.js y Python, con experiencia en Oracle, SQL Server, MySQL, AWS y Azure. Perfil hands-on que diseña y desarrolla soluciones seguras, trazables y mantenibles.</w:t>
       </w:r>
       <w:r/>
     </w:p>
@@ -237,7 +237,7 @@
               <w:spacing w:after="0"/>
             </w:pPr>
             <w:r>
-              <w:t>C#, .NET 8, .NET Framework 4.8, Java 17, Spring Boot, Node.js y Python.</w:t>
+              <w:t>C#, .NET 8+, .NET Framework 4.8, Java 17, Spring Boot, Node.js y Python.</w:t>
             </w:r>
           </w:p>
         </w:tc>
@@ -271,7 +271,7 @@
               <w:spacing w:after="0"/>
             </w:pPr>
             <w:r>
-              <w:t>APIs REST, webhooks, servicios Windows, mensajería y procesos asíncronos.</w:t>
+              <w:t>APIs REST, webhooks, SignalR, hardware biométrico, SDKs nativos y procesos asíncronos.</w:t>
             </w:r>
           </w:p>
         </w:tc>
@@ -341,7 +341,7 @@
               <w:spacing w:after="0"/>
             </w:pPr>
             <w:r>
-              <w:t>AWS, Azure, Docker, Kubernetes, NGINX, Git y observabilidad.</w:t>
+              <w:t>AWS, Azure, Docker, Kubernetes, NGINX, Prometheus, Grafana, Git y observabilidad.</w:t>
             </w:r>
           </w:p>
         </w:tc>
@@ -375,7 +375,7 @@
               <w:spacing w:after="0"/>
             </w:pPr>
             <w:r>
-              <w:t>ASP.NET MVC, Thymeleaf, EJS, JavaScript, jQuery, Bootstrap y PWA.</w:t>
+              <w:t>ASP.NET Core MVC, Thymeleaf, EJS, JavaScript, jQuery, Bootstrap y PWA.</w:t>
             </w:r>
           </w:p>
         </w:tc>
@@ -431,7 +431,7 @@
         <w:ind w:left="259" w:hanging="173"/>
       </w:pPr>
       <w:r>
-        <w:t>Modernización de aplicaciones Java legacy y componentes Oracle SOA hacia APIs y servicios desacoplados.</w:t>
+        <w:t>Modernización de Java legacy y migración de Oracle SOA hacia microservicios con Docker, Kubernetes y NGINX.</w:t>
       </w:r>
     </w:p>
     <w:p>
@@ -461,7 +461,7 @@
         <w:ind w:left="259" w:hanging="173"/>
       </w:pPr>
       <w:r>
-        <w:t>Construcción de mecanismos de trazabilidad, logging y diagnóstico operativo para servicios críticos.</w:t>
+        <w:t>Observabilidad de microservicios con Prometheus, Grafana, métricas, dashboards, logging y trazabilidad operativa.</w:t>
       </w:r>
     </w:p>
     <w:p>
@@ -492,7 +492,7 @@
         <w:ind w:left="259" w:hanging="173"/>
       </w:pPr>
       <w:r>
-        <w:t>Desarrollo de APIs REST, frontends MVC, webhooks, servicios Windows, PWAs y automatizaciones.</w:t>
+        <w:t>Migración de WinForms a ASP.NET Core MVC/.NET 8+, conservando lectores Futronic mediante motores locales y SignalR.</w:t>
       </w:r>
     </w:p>
     <w:p>
@@ -502,7 +502,7 @@
         <w:ind w:left="259" w:hanging="173"/>
       </w:pPr>
       <w:r>
-        <w:t>Implementación en AWS y Azure con servicios administrados, contenedores y proxies reversos.</w:t>
+        <w:t>Integración de hardware con SDKs nativos, USB/OTG y servicios Windows o Android; despliegues en AWS y Azure.</w:t>
       </w:r>
     </w:p>
     <w:p>
@@ -512,7 +512,7 @@
         <w:ind w:left="259" w:hanging="173"/>
       </w:pPr>
       <w:r>
-        <w:t>Colaboración directa con áreas técnicas y de negocio para convertir procesos manuales o fragmentados en flujos digitales sostenibles.</w:t>
+        <w:t>Colaboración directa con equipos técnicos y de negocio para construir flujos digitales sostenibles.</w:t>
       </w:r>
     </w:p>
     <w:p>
@@ -811,7 +811,7 @@
                 <w:color w:val="122238"/>
                 <w:sz w:val="16"/>
               </w:rPr>
-              <w:t>Microservicios, Docker, NGINX, Kubernetes</w:t>
+              <w:t>Microservicios, Docker, Kubernetes, NGINX, Prometheus, Grafana</w:t>
             </w:r>
           </w:p>
         </w:tc>
@@ -835,7 +835,7 @@
                 <w:color w:val="122238"/>
                 <w:sz w:val="16"/>
               </w:rPr>
-              <w:t>Ruta de modernización mediante servicios desacoplados, contratos API y trazabilidad.</w:t>
+              <w:t>Migración de SOA a microservicios con métricas, dashboards, logging, trazabilidad y diagnóstico operativo.</w:t>
             </w:r>
           </w:p>
         </w:tc>
@@ -1012,7 +1012,7 @@
                 <w:color w:val="2D65B0"/>
                 <w:sz w:val="16"/>
               </w:rPr>
-              <w:t>Automatización de navegador</w:t>
+              <w:t>Modernización biométrica</w:t>
             </w:r>
           </w:p>
         </w:tc>
@@ -1036,7 +1036,7 @@
                 <w:color w:val="122238"/>
                 <w:sz w:val="16"/>
               </w:rPr>
-              <w:t>Python, Selenium</w:t>
+              <w:t>.NET 8+, ASP.NET Core MVC, SignalR, Futronic FS10</w:t>
             </w:r>
           </w:p>
         </w:tc>
@@ -1060,7 +1060,7 @@
                 <w:color w:val="122238"/>
                 <w:sz w:val="16"/>
               </w:rPr>
-              <w:t>Gestor de tareas repetitivas con validaciones, registro y recuperación ante errores.</w:t>
+              <w:t>Migración de WinForms a MVC, manteniendo lectores biométricos mediante un motor local y comunicación en tiempo real.</w:t>
             </w:r>
           </w:p>
         </w:tc>
@@ -1126,6 +1126,14 @@
       </w:pPr>
       <w:r>
         <w:t>Integraciones empresariales, modernización legacy y automatización operativa.</w:t>
+      </w:r>
+    </w:p>
+    <w:p>
+      <w:pPr>
+        <w:pStyle w:val="ListBullet"/>
+      </w:pPr>
+      <w:r>
+        <w:t>Soluciones biométricas y de hardware: captura, enrolamiento y validación con lectores Futronic y motores locales.</w:t>
       </w:r>
     </w:p>
     <w:p>

--- a/docs/CV_Miguel_Angel_Serafin_Castillo.docx
+++ b/docs/CV_Miguel_Angel_Serafin_Castillo.docx
@@ -10,32 +10,42 @@
         <w:tblLook w:firstColumn="1" w:firstRow="1" w:lastColumn="0" w:lastRow="0" w:noHBand="0" w:noVBand="1" w:val="04A0"/>
       </w:tblPr>
       <w:tblGrid>
-        <w:gridCol w:w="8136"/>
-        <w:gridCol w:w="2088"/>
+        <w:gridCol w:w="8352"/>
+        <w:gridCol w:w="1944"/>
       </w:tblGrid>
       <w:tr>
+        <w:trPr>
+          <w:cantSplit/>
+        </w:trPr>
         <w:tc>
           <w:tcPr>
             <w:tcW w:type="dxa" w:w="5227"/>
-            <w:shd w:fill="102039"/>
+            <w:shd w:fill="11233F"/>
             <w:tcMar>
-              <w:top w:w="170" w:type="dxa"/>
-              <w:start w:w="190" w:type="dxa"/>
-              <w:bottom w:w="150" w:type="dxa"/>
-              <w:end w:w="190" w:type="dxa"/>
+              <w:top w:w="190" w:type="dxa"/>
+              <w:start w:w="180" w:type="dxa"/>
+              <w:bottom w:w="170" w:type="dxa"/>
+              <w:end w:w="110" w:type="dxa"/>
             </w:tcMar>
-            <w:vAlign w:val="center"/>
+            <w:tcBorders>
+              <w:top w:val="nil"/>
+              <w:start w:val="nil"/>
+              <w:bottom w:val="nil"/>
+              <w:end w:val="nil"/>
+            </w:tcBorders>
           </w:tcPr>
           <w:p>
             <w:pPr>
-              <w:spacing w:after="0"/>
+              <w:spacing w:after="20"/>
             </w:pPr>
             <w:r>
               <w:rPr>
                 <w:rFonts w:ascii="Aptos Display" w:hAnsi="Aptos Display"/>
                 <w:b/>
+                <w:i w:val="0"/>
                 <w:color w:val="FFFFFF"/>
-                <w:sz w:val="50"/>
+                <w:sz w:val="49"/>
+                <w:lang w:val="es-MX"/>
               </w:rPr>
               <w:t>MIGUEL ÁNGEL SERAFÍN CASTILLO</w:t>
             </w:r>
@@ -46,9 +56,12 @@
             </w:pPr>
             <w:r>
               <w:rPr>
+                <w:rFonts w:ascii="Aptos" w:hAnsi="Aptos"/>
                 <w:b/>
-                <w:color w:val="65F0C5"/>
-                <w:sz w:val="21"/>
+                <w:i w:val="0"/>
+                <w:color w:val="31BFA1"/>
+                <w:sz w:val="22"/>
+                <w:lang w:val="es-MX"/>
               </w:rPr>
               <w:t>DESARROLLADOR SR</w:t>
             </w:r>
@@ -59,24 +72,33 @@
             </w:pPr>
             <w:r>
               <w:rPr>
-                <w:color w:val="D4E1F4"/>
-                <w:sz w:val="17"/>
+                <w:rFonts w:ascii="Aptos" w:hAnsi="Aptos"/>
+                <w:b w:val="0"/>
+                <w:i w:val="0"/>
+                <w:color w:val="D7E4F3"/>
+                <w:sz w:val="18"/>
+                <w:lang w:val="es-MX"/>
               </w:rPr>
-              <w:t>Arquitectura de APIs · Modernización · Integración · Desarrollo Full Stack</w:t>
+              <w:t>Modernización · Integración · APIs · Microservicios · Biometría</w:t>
             </w:r>
           </w:p>
         </w:tc>
         <w:tc>
           <w:tcPr>
             <w:tcW w:type="dxa" w:w="5227"/>
-            <w:shd w:fill="102039"/>
+            <w:shd w:fill="11233F"/>
             <w:tcMar>
-              <w:top w:w="170" w:type="dxa"/>
-              <w:start w:w="190" w:type="dxa"/>
-              <w:bottom w:w="150" w:type="dxa"/>
-              <w:end w:w="190" w:type="dxa"/>
+              <w:top w:w="190" w:type="dxa"/>
+              <w:start w:w="90" w:type="dxa"/>
+              <w:bottom w:w="170" w:type="dxa"/>
+              <w:end w:w="120" w:type="dxa"/>
             </w:tcMar>
-            <w:vAlign w:val="center"/>
+            <w:tcBorders>
+              <w:top w:val="nil"/>
+              <w:start w:val="nil"/>
+              <w:bottom w:val="nil"/>
+              <w:end w:val="nil"/>
+            </w:tcBorders>
           </w:tcPr>
           <w:p>
             <w:pPr>
@@ -85,11 +107,14 @@
             </w:pPr>
             <w:r>
               <w:rPr>
+                <w:rFonts w:ascii="Aptos" w:hAnsi="Aptos"/>
                 <w:b/>
-                <w:color w:val="65F0C5"/>
-                <w:sz w:val="56"/>
+                <w:i w:val="0"/>
+                <w:color w:val="31BFA1"/>
+                <w:sz w:val="58"/>
+                <w:lang w:val="es-MX"/>
               </w:rPr>
-              <w:t>15+</w:t>
+              <w:t>18+</w:t>
             </w:r>
           </w:p>
           <w:p>
@@ -99,9 +124,12 @@
             </w:pPr>
             <w:r>
               <w:rPr>
+                <w:rFonts w:ascii="Aptos" w:hAnsi="Aptos"/>
                 <w:b/>
+                <w:i w:val="0"/>
                 <w:color w:val="FFFFFF"/>
-                <w:sz w:val="15"/>
+                <w:sz w:val="16"/>
+                <w:lang w:val="es-MX"/>
               </w:rPr>
               <w:t>AÑOS DE</w:t>
               <w:br/>
@@ -113,50 +141,105 @@
     </w:tbl>
     <w:p>
       <w:pPr>
-        <w:spacing w:before="100" w:after="140"/>
+        <w:spacing w:before="100" w:after="100"/>
         <w:jc w:val="center"/>
       </w:pPr>
       <w:r>
         <w:rPr>
-          <w:color w:val="556478"/>
-          <w:sz w:val="16"/>
+          <w:rFonts w:ascii="Aptos" w:hAnsi="Aptos"/>
+          <w:b w:val="0"/>
+          <w:i w:val="0"/>
+          <w:color w:val="5B6B80"/>
+          <w:sz w:val="18"/>
+          <w:lang w:val="es-MX"/>
         </w:rPr>
-        <w:t>Ciudad de México, México  •  engelmagnetar@gmail.com  •  GitHub: github.com/engelmagnetar</w:t>
+        <w:t xml:space="preserve">Ciudad de México, México  •  </w:t>
       </w:r>
+      <w:hyperlink r:id="rId11">
+        <w:r>
+          <w:rPr>
+            <w:color w:val="2D64A8"/>
+            <w:rFonts w:ascii="Aptos" w:hAnsi="Aptos"/>
+            <w:sz w:val="18"/>
+          </w:rPr>
+          <w:t>engelmagnetar@gmail.com</w:t>
+        </w:r>
+      </w:hyperlink>
+      <w:r>
+        <w:rPr>
+          <w:rFonts w:ascii="Aptos" w:hAnsi="Aptos"/>
+          <w:b w:val="0"/>
+          <w:i w:val="0"/>
+          <w:color w:val="5B6B80"/>
+          <w:sz w:val="18"/>
+          <w:lang w:val="es-MX"/>
+        </w:rPr>
+        <w:t xml:space="preserve">  •  </w:t>
+      </w:r>
+      <w:hyperlink r:id="rId12">
+        <w:r>
+          <w:rPr>
+            <w:color w:val="2D64A8"/>
+            <w:rFonts w:ascii="Aptos" w:hAnsi="Aptos"/>
+            <w:sz w:val="18"/>
+          </w:rPr>
+          <w:t>github.com/engelmagnetar</w:t>
+        </w:r>
+      </w:hyperlink>
     </w:p>
     <w:p>
       <w:pPr>
-        <w:pStyle w:val="Heading1"/>
+        <w:keepNext/>
+        <w:spacing w:before="20" w:after="80"/>
         <w:pBdr>
-          <w:bottom w:val="single" w:sz="8" w:space="5" w:color="D8E1EB"/>
+          <w:bottom w:val="single" w:sz="6" w:space="3" w:color="D7E1EC"/>
         </w:pBdr>
-        <w:keepNext/>
       </w:pPr>
       <w:r>
+        <w:rPr>
+          <w:rFonts w:ascii="Aptos" w:hAnsi="Aptos"/>
+          <w:b/>
+          <w:i w:val="0"/>
+          <w:color w:val="2D64A8"/>
+          <w:sz w:val="25"/>
+          <w:lang w:val="es-MX"/>
+        </w:rPr>
         <w:t>PERFIL PROFESIONAL</w:t>
       </w:r>
     </w:p>
     <w:p>
       <w:pPr>
-        <w:spacing w:after="100"/>
+        <w:spacing w:after="100" w:line="254" w:lineRule="auto"/>
       </w:pPr>
       <w:r>
         <w:rPr>
-          <w:b/>
+          <w:rFonts w:ascii="Aptos" w:hAnsi="Aptos"/>
+          <w:b w:val="0"/>
+          <w:i w:val="0"/>
+          <w:color w:val="17263B"/>
+          <w:sz w:val="19"/>
+          <w:lang w:val="es-MX"/>
         </w:rPr>
-        <w:t>Desarrollador Sr full stack con más de 15 años de experiencia, incluyendo más de 10 años en el sector financiero. Especialista en modernización de plataformas, migración de SOA a microservicios, APIs, observabilidad e integración de hardware biométrico. Dominio de C#/.NET, Java, JavaScript/Node.js y Python, con experiencia en Oracle, SQL Server, MySQL, AWS y Azure. Perfil hands-on que diseña y desarrolla soluciones seguras, trazables y mantenibles.</w:t>
+        <w:t>Desarrollador Sr y líder técnico con más de 18 años de trayectoria, especializado en convertir sistemas críticos y tecnología heredada en plataformas modernas, observables y mantenibles. Combina análisis profundo, creatividad técnica y ejecución hands-on para diseñar rutas de migración viables, integrar software con hardware y traducir necesidades ambiguas en soluciones claras. Experiencia sólida en .NET, Java, Node.js, Python, Oracle, SQL Server, MySQL, AWS, Azure y arquitecturas de microservicios.</w:t>
       </w:r>
-      <w:r/>
     </w:p>
     <w:p>
       <w:pPr>
-        <w:pStyle w:val="Heading1"/>
+        <w:keepNext/>
+        <w:spacing w:before="40" w:after="80"/>
         <w:pBdr>
-          <w:bottom w:val="single" w:sz="8" w:space="5" w:color="D8E1EB"/>
+          <w:bottom w:val="single" w:sz="6" w:space="3" w:color="D7E1EC"/>
         </w:pBdr>
-        <w:keepNext/>
       </w:pPr>
       <w:r>
+        <w:rPr>
+          <w:rFonts w:ascii="Aptos" w:hAnsi="Aptos"/>
+          <w:b/>
+          <w:i w:val="0"/>
+          <w:color w:val="2D64A8"/>
+          <w:sz w:val="25"/>
+          <w:lang w:val="es-MX"/>
+        </w:rPr>
         <w:t>COMPETENCIAS CLAVE</w:t>
       </w:r>
     </w:p>
@@ -173,209 +256,311 @@
         <w:gridCol w:w="3485"/>
       </w:tblGrid>
       <w:tr>
+        <w:trPr>
+          <w:cantSplit/>
+        </w:trPr>
         <w:tc>
           <w:tcPr>
             <w:tcW w:type="dxa" w:w="3485"/>
-            <w:shd w:fill="EFF4F8"/>
+            <w:shd w:fill="EDF3F8"/>
             <w:tcMar>
-              <w:top w:w="100" w:type="dxa"/>
-              <w:start w:w="110" w:type="dxa"/>
-              <w:bottom w:w="100" w:type="dxa"/>
-              <w:end w:w="110" w:type="dxa"/>
+              <w:top w:w="80" w:type="dxa"/>
+              <w:start w:w="100" w:type="dxa"/>
+              <w:bottom w:w="80" w:type="dxa"/>
+              <w:end w:w="100" w:type="dxa"/>
             </w:tcMar>
+            <w:tcBorders>
+              <w:top w:val="single" w:sz="3" w:color="FFFFFF"/>
+              <w:start w:val="single" w:sz="3" w:color="FFFFFF"/>
+              <w:bottom w:val="single" w:sz="3" w:color="FFFFFF"/>
+              <w:end w:val="single" w:sz="3" w:color="FFFFFF"/>
+            </w:tcBorders>
           </w:tcPr>
           <w:p>
             <w:pPr>
-              <w:spacing w:after="40"/>
+              <w:spacing w:after="20"/>
             </w:pPr>
             <w:r>
               <w:rPr>
+                <w:rFonts w:ascii="Aptos" w:hAnsi="Aptos"/>
                 <w:b/>
-                <w:color w:val="2D65B0"/>
+                <w:i w:val="0"/>
+                <w:color w:val="2D64A8"/>
                 <w:sz w:val="17"/>
+                <w:lang w:val="es-MX"/>
               </w:rPr>
-              <w:t>Arquitectura</w:t>
+              <w:t>Arquitectura y diseño</w:t>
             </w:r>
           </w:p>
           <w:p>
             <w:pPr>
-              <w:pStyle w:val="SmallMuted"/>
-              <w:spacing w:after="0"/>
+              <w:spacing w:after="0" w:line="240" w:lineRule="auto"/>
             </w:pPr>
             <w:r>
-              <w:t>Clean, Hexagonal, SOLID, Vertical Slice, DDD y microservicios.</w:t>
+              <w:rPr>
+                <w:rFonts w:ascii="Aptos" w:hAnsi="Aptos"/>
+                <w:b w:val="0"/>
+                <w:i w:val="0"/>
+                <w:color w:val="5B6B80"/>
+                <w:sz w:val="16"/>
+                <w:lang w:val="es-MX"/>
+              </w:rPr>
+              <w:t>Clean, Hexagonal, SOLID, Vertical Slice, DDD, microservicios y event-driven.</w:t>
             </w:r>
           </w:p>
         </w:tc>
         <w:tc>
           <w:tcPr>
             <w:tcW w:type="dxa" w:w="3485"/>
-            <w:shd w:fill="EFF4F8"/>
+            <w:shd w:fill="EDF3F8"/>
             <w:tcMar>
-              <w:top w:w="100" w:type="dxa"/>
-              <w:start w:w="110" w:type="dxa"/>
-              <w:bottom w:w="100" w:type="dxa"/>
-              <w:end w:w="110" w:type="dxa"/>
+              <w:top w:w="80" w:type="dxa"/>
+              <w:start w:w="100" w:type="dxa"/>
+              <w:bottom w:w="80" w:type="dxa"/>
+              <w:end w:w="100" w:type="dxa"/>
             </w:tcMar>
+            <w:tcBorders>
+              <w:top w:val="single" w:sz="3" w:color="FFFFFF"/>
+              <w:start w:val="single" w:sz="3" w:color="FFFFFF"/>
+              <w:bottom w:val="single" w:sz="3" w:color="FFFFFF"/>
+              <w:end w:val="single" w:sz="3" w:color="FFFFFF"/>
+            </w:tcBorders>
           </w:tcPr>
           <w:p>
             <w:pPr>
-              <w:spacing w:after="40"/>
+              <w:spacing w:after="20"/>
             </w:pPr>
             <w:r>
               <w:rPr>
+                <w:rFonts w:ascii="Aptos" w:hAnsi="Aptos"/>
                 <w:b/>
-                <w:color w:val="2D65B0"/>
+                <w:i w:val="0"/>
+                <w:color w:val="2D64A8"/>
                 <w:sz w:val="17"/>
+                <w:lang w:val="es-MX"/>
               </w:rPr>
-              <w:t>Backend</w:t>
+              <w:t>Backend e integración</w:t>
             </w:r>
           </w:p>
           <w:p>
             <w:pPr>
-              <w:pStyle w:val="SmallMuted"/>
-              <w:spacing w:after="0"/>
+              <w:spacing w:after="0" w:line="240" w:lineRule="auto"/>
             </w:pPr>
             <w:r>
-              <w:t>C#, .NET 8+, .NET Framework 4.8, Java 17, Spring Boot, Node.js y Python.</w:t>
+              <w:rPr>
+                <w:rFonts w:ascii="Aptos" w:hAnsi="Aptos"/>
+                <w:b w:val="0"/>
+                <w:i w:val="0"/>
+                <w:color w:val="5B6B80"/>
+                <w:sz w:val="16"/>
+                <w:lang w:val="es-MX"/>
+              </w:rPr>
+              <w:t>C#, .NET 8+, .NET Framework, Java, Spring Boot, Node.js, Python, REST, WCF, SOA y SignalR.</w:t>
             </w:r>
           </w:p>
         </w:tc>
         <w:tc>
           <w:tcPr>
             <w:tcW w:type="dxa" w:w="3485"/>
-            <w:shd w:fill="EFF4F8"/>
+            <w:shd w:fill="EDF3F8"/>
             <w:tcMar>
-              <w:top w:w="100" w:type="dxa"/>
-              <w:start w:w="110" w:type="dxa"/>
-              <w:bottom w:w="100" w:type="dxa"/>
-              <w:end w:w="110" w:type="dxa"/>
+              <w:top w:w="80" w:type="dxa"/>
+              <w:start w:w="100" w:type="dxa"/>
+              <w:bottom w:w="80" w:type="dxa"/>
+              <w:end w:w="100" w:type="dxa"/>
             </w:tcMar>
+            <w:tcBorders>
+              <w:top w:val="single" w:sz="3" w:color="FFFFFF"/>
+              <w:start w:val="single" w:sz="3" w:color="FFFFFF"/>
+              <w:bottom w:val="single" w:sz="3" w:color="FFFFFF"/>
+              <w:end w:val="single" w:sz="3" w:color="FFFFFF"/>
+            </w:tcBorders>
           </w:tcPr>
           <w:p>
             <w:pPr>
-              <w:spacing w:after="40"/>
+              <w:spacing w:after="20"/>
             </w:pPr>
             <w:r>
               <w:rPr>
+                <w:rFonts w:ascii="Aptos" w:hAnsi="Aptos"/>
                 <w:b/>
-                <w:color w:val="2D65B0"/>
+                <w:i w:val="0"/>
+                <w:color w:val="2D64A8"/>
                 <w:sz w:val="17"/>
+                <w:lang w:val="es-MX"/>
               </w:rPr>
-              <w:t>Integración</w:t>
+              <w:t>Cloud y observabilidad</w:t>
             </w:r>
           </w:p>
           <w:p>
             <w:pPr>
-              <w:pStyle w:val="SmallMuted"/>
-              <w:spacing w:after="0"/>
+              <w:spacing w:after="0" w:line="240" w:lineRule="auto"/>
             </w:pPr>
             <w:r>
-              <w:t>APIs REST, webhooks, SignalR, hardware biométrico, SDKs nativos y procesos asíncronos.</w:t>
+              <w:rPr>
+                <w:rFonts w:ascii="Aptos" w:hAnsi="Aptos"/>
+                <w:b w:val="0"/>
+                <w:i w:val="0"/>
+                <w:color w:val="5B6B80"/>
+                <w:sz w:val="16"/>
+                <w:lang w:val="es-MX"/>
+              </w:rPr>
+              <w:t>AWS, Azure, Docker, Kubernetes, NGINX, Prometheus, Grafana, logging y trazabilidad.</w:t>
             </w:r>
           </w:p>
         </w:tc>
       </w:tr>
       <w:tr>
+        <w:trPr>
+          <w:cantSplit/>
+        </w:trPr>
         <w:tc>
           <w:tcPr>
             <w:tcW w:type="dxa" w:w="3485"/>
-            <w:shd w:fill="EFF4F8"/>
+            <w:shd w:fill="EDF3F8"/>
             <w:tcMar>
-              <w:top w:w="100" w:type="dxa"/>
-              <w:start w:w="110" w:type="dxa"/>
-              <w:bottom w:w="100" w:type="dxa"/>
-              <w:end w:w="110" w:type="dxa"/>
+              <w:top w:w="80" w:type="dxa"/>
+              <w:start w:w="100" w:type="dxa"/>
+              <w:bottom w:w="80" w:type="dxa"/>
+              <w:end w:w="100" w:type="dxa"/>
             </w:tcMar>
+            <w:tcBorders>
+              <w:top w:val="single" w:sz="3" w:color="FFFFFF"/>
+              <w:start w:val="single" w:sz="3" w:color="FFFFFF"/>
+              <w:bottom w:val="single" w:sz="3" w:color="FFFFFF"/>
+              <w:end w:val="single" w:sz="3" w:color="FFFFFF"/>
+            </w:tcBorders>
           </w:tcPr>
           <w:p>
             <w:pPr>
-              <w:spacing w:after="40"/>
+              <w:spacing w:after="20"/>
             </w:pPr>
             <w:r>
               <w:rPr>
+                <w:rFonts w:ascii="Aptos" w:hAnsi="Aptos"/>
                 <w:b/>
-                <w:color w:val="2D65B0"/>
+                <w:i w:val="0"/>
+                <w:color w:val="2D64A8"/>
                 <w:sz w:val="17"/>
+                <w:lang w:val="es-MX"/>
               </w:rPr>
               <w:t>Datos</w:t>
             </w:r>
           </w:p>
           <w:p>
             <w:pPr>
-              <w:pStyle w:val="SmallMuted"/>
-              <w:spacing w:after="0"/>
+              <w:spacing w:after="0" w:line="240" w:lineRule="auto"/>
             </w:pPr>
             <w:r>
-              <w:t>Oracle, SQL Server, MySQL, procedimientos almacenados, modelado e índices.</w:t>
+              <w:rPr>
+                <w:rFonts w:ascii="Aptos" w:hAnsi="Aptos"/>
+                <w:b w:val="0"/>
+                <w:i w:val="0"/>
+                <w:color w:val="5B6B80"/>
+                <w:sz w:val="16"/>
+                <w:lang w:val="es-MX"/>
+              </w:rPr>
+              <w:t>Oracle, SQL Server, MySQL, procedimientos, modelado, índices, JSON, triggers y cifrado.</w:t>
             </w:r>
           </w:p>
         </w:tc>
         <w:tc>
           <w:tcPr>
             <w:tcW w:type="dxa" w:w="3485"/>
-            <w:shd w:fill="EFF4F8"/>
+            <w:shd w:fill="EDF3F8"/>
             <w:tcMar>
-              <w:top w:w="100" w:type="dxa"/>
-              <w:start w:w="110" w:type="dxa"/>
-              <w:bottom w:w="100" w:type="dxa"/>
-              <w:end w:w="110" w:type="dxa"/>
+              <w:top w:w="80" w:type="dxa"/>
+              <w:start w:w="100" w:type="dxa"/>
+              <w:bottom w:w="80" w:type="dxa"/>
+              <w:end w:w="100" w:type="dxa"/>
             </w:tcMar>
+            <w:tcBorders>
+              <w:top w:val="single" w:sz="3" w:color="FFFFFF"/>
+              <w:start w:val="single" w:sz="3" w:color="FFFFFF"/>
+              <w:bottom w:val="single" w:sz="3" w:color="FFFFFF"/>
+              <w:end w:val="single" w:sz="3" w:color="FFFFFF"/>
+            </w:tcBorders>
           </w:tcPr>
           <w:p>
             <w:pPr>
-              <w:spacing w:after="40"/>
+              <w:spacing w:after="20"/>
             </w:pPr>
             <w:r>
               <w:rPr>
+                <w:rFonts w:ascii="Aptos" w:hAnsi="Aptos"/>
                 <w:b/>
-                <w:color w:val="2D65B0"/>
+                <w:i w:val="0"/>
+                <w:color w:val="2D64A8"/>
                 <w:sz w:val="17"/>
+                <w:lang w:val="es-MX"/>
               </w:rPr>
-              <w:t>Cloud / DevOps</w:t>
+              <w:t>Hardware y biometría</w:t>
             </w:r>
           </w:p>
           <w:p>
             <w:pPr>
-              <w:pStyle w:val="SmallMuted"/>
-              <w:spacing w:after="0"/>
+              <w:spacing w:after="0" w:line="240" w:lineRule="auto"/>
             </w:pPr>
             <w:r>
-              <w:t>AWS, Azure, Docker, Kubernetes, NGINX, Prometheus, Grafana, Git y observabilidad.</w:t>
+              <w:rPr>
+                <w:rFonts w:ascii="Aptos" w:hAnsi="Aptos"/>
+                <w:b w:val="0"/>
+                <w:i w:val="0"/>
+                <w:color w:val="5B6B80"/>
+                <w:sz w:val="16"/>
+                <w:lang w:val="es-MX"/>
+              </w:rPr>
+              <w:t>Futronic FS10, USB/OTG, SDKs nativos, motores locales y comunicación en tiempo real.</w:t>
             </w:r>
           </w:p>
         </w:tc>
         <w:tc>
           <w:tcPr>
             <w:tcW w:type="dxa" w:w="3485"/>
-            <w:shd w:fill="EFF4F8"/>
+            <w:shd w:fill="EDF3F8"/>
             <w:tcMar>
-              <w:top w:w="100" w:type="dxa"/>
-              <w:start w:w="110" w:type="dxa"/>
-              <w:bottom w:w="100" w:type="dxa"/>
-              <w:end w:w="110" w:type="dxa"/>
+              <w:top w:w="80" w:type="dxa"/>
+              <w:start w:w="100" w:type="dxa"/>
+              <w:bottom w:w="80" w:type="dxa"/>
+              <w:end w:w="100" w:type="dxa"/>
             </w:tcMar>
+            <w:tcBorders>
+              <w:top w:val="single" w:sz="3" w:color="FFFFFF"/>
+              <w:start w:val="single" w:sz="3" w:color="FFFFFF"/>
+              <w:bottom w:val="single" w:sz="3" w:color="FFFFFF"/>
+              <w:end w:val="single" w:sz="3" w:color="FFFFFF"/>
+            </w:tcBorders>
           </w:tcPr>
           <w:p>
             <w:pPr>
-              <w:spacing w:after="40"/>
+              <w:spacing w:after="20"/>
             </w:pPr>
             <w:r>
               <w:rPr>
+                <w:rFonts w:ascii="Aptos" w:hAnsi="Aptos"/>
                 <w:b/>
-                <w:color w:val="2D65B0"/>
+                <w:i w:val="0"/>
+                <w:color w:val="2D64A8"/>
                 <w:sz w:val="17"/>
+                <w:lang w:val="es-MX"/>
               </w:rPr>
-              <w:t>Frontend</w:t>
+              <w:t>Frontend y operación</w:t>
             </w:r>
           </w:p>
           <w:p>
             <w:pPr>
-              <w:pStyle w:val="SmallMuted"/>
-              <w:spacing w:after="0"/>
+              <w:spacing w:after="0" w:line="240" w:lineRule="auto"/>
             </w:pPr>
             <w:r>
-              <w:t>ASP.NET Core MVC, Thymeleaf, EJS, JavaScript, jQuery, Bootstrap y PWA.</w:t>
+              <w:rPr>
+                <w:rFonts w:ascii="Aptos" w:hAnsi="Aptos"/>
+                <w:b w:val="0"/>
+                <w:i w:val="0"/>
+                <w:color w:val="5B6B80"/>
+                <w:sz w:val="16"/>
+                <w:lang w:val="es-MX"/>
+              </w:rPr>
+              <w:t>ASP.NET Core MVC, WebForms, WinForms, PWA, JavaScript, jQuery, Bootstrap y automatización.</w:t>
             </w:r>
           </w:p>
         </w:tc>
@@ -383,152 +568,1181 @@
     </w:tbl>
     <w:p>
       <w:pPr>
-        <w:pStyle w:val="Heading1"/>
+        <w:keepNext/>
+        <w:spacing w:before="100" w:after="80"/>
         <w:pBdr>
-          <w:bottom w:val="single" w:sz="8" w:space="5" w:color="D8E1EB"/>
+          <w:bottom w:val="single" w:sz="6" w:space="3" w:color="D7E1EC"/>
         </w:pBdr>
-        <w:keepNext/>
-      </w:pPr>
-      <w:r>
-        <w:t>EXPERIENCIA Y CONTRIBUCIONES DESTACADAS</w:t>
-      </w:r>
-    </w:p>
-    <w:p>
-      <w:pPr>
-        <w:spacing w:after="20"/>
       </w:pPr>
       <w:r>
         <w:rPr>
+          <w:rFonts w:ascii="Aptos" w:hAnsi="Aptos"/>
           <w:b/>
-          <w:color w:val="122238"/>
-          <w:sz w:val="21"/>
+          <w:i w:val="0"/>
+          <w:color w:val="2D64A8"/>
+          <w:sz w:val="25"/>
+          <w:lang w:val="es-MX"/>
         </w:rPr>
-        <w:t>Arquitectura y modernización de soluciones empresariales</w:t>
+        <w:t>EXPERIENCIA PROFESIONAL</w:t>
       </w:r>
     </w:p>
+    <w:tbl>
+      <w:tblPr>
+        <w:tblW w:type="auto" w:w="0"/>
+        <w:jc w:val="center"/>
+        <w:tblLayout w:type="fixed"/>
+        <w:tblLook w:firstColumn="1" w:firstRow="1" w:lastColumn="0" w:lastRow="0" w:noHBand="0" w:noVBand="1" w:val="04A0"/>
+        <w:tblLayout w:type="fixed"/>
+      </w:tblPr>
+      <w:tblGrid>
+        <w:gridCol w:w="1757"/>
+        <w:gridCol w:w="8525"/>
+      </w:tblGrid>
+      <w:tr>
+        <w:trPr>
+          <w:cantSplit/>
+        </w:trPr>
+        <w:tc>
+          <w:tcPr>
+            <w:tcW w:type="dxa" w:w="1757"/>
+            <w:shd w:fill="EDF3F8"/>
+            <w:tcMar>
+              <w:top w:w="80" w:type="dxa"/>
+              <w:start w:w="90" w:type="dxa"/>
+              <w:bottom w:w="80" w:type="dxa"/>
+              <w:end w:w="90" w:type="dxa"/>
+            </w:tcMar>
+            <w:tcBorders>
+              <w:bottom w:val="single" w:sz="5" w:color="D7E1EC"/>
+              <w:end w:val="single" w:sz="5" w:color="D7E1EC"/>
+            </w:tcBorders>
+            <w:vAlign w:val="top"/>
+          </w:tcPr>
+          <w:p>
+            <w:pPr>
+              <w:keepNext/>
+              <w:spacing w:after="0"/>
+            </w:pPr>
+            <w:r>
+              <w:rPr>
+                <w:rFonts w:ascii="Aptos" w:hAnsi="Aptos"/>
+                <w:b/>
+                <w:i w:val="0"/>
+                <w:color w:val="2D64A8"/>
+                <w:sz w:val="17"/>
+                <w:lang w:val="es-MX"/>
+              </w:rPr>
+              <w:t>2021 - Actual</w:t>
+            </w:r>
+          </w:p>
+        </w:tc>
+        <w:tc>
+          <w:tcPr>
+            <w:tcW w:type="dxa" w:w="8525"/>
+            <w:tcMar>
+              <w:top w:w="65" w:type="dxa"/>
+              <w:start w:w="130" w:type="dxa"/>
+              <w:bottom w:w="65" w:type="dxa"/>
+              <w:end w:w="90" w:type="dxa"/>
+            </w:tcMar>
+            <w:tcBorders>
+              <w:bottom w:val="single" w:sz="5" w:color="D7E1EC"/>
+            </w:tcBorders>
+            <w:vAlign w:val="top"/>
+          </w:tcPr>
+          <w:p>
+            <w:pPr>
+              <w:keepNext/>
+              <w:spacing w:after="0"/>
+            </w:pPr>
+            <w:r>
+              <w:rPr>
+                <w:rFonts w:ascii="Aptos" w:hAnsi="Aptos"/>
+                <w:b/>
+                <w:i w:val="0"/>
+                <w:color w:val="11233F"/>
+                <w:sz w:val="20"/>
+                <w:lang w:val="es-MX"/>
+              </w:rPr>
+              <w:t>Afore XXI</w:t>
+            </w:r>
+            <w:r>
+              <w:rPr>
+                <w:rFonts w:ascii="Aptos" w:hAnsi="Aptos"/>
+                <w:b/>
+                <w:i w:val="0"/>
+                <w:color w:val="31BFA1"/>
+                <w:sz w:val="18"/>
+                <w:lang w:val="es-MX"/>
+              </w:rPr>
+              <w:t xml:space="preserve">  |  Jefe de Desarrollo de Middleware</w:t>
+            </w:r>
+          </w:p>
+          <w:p>
+            <w:pPr>
+              <w:keepNext/>
+              <w:keepLines/>
+              <w:spacing w:after="12" w:line="240" w:lineRule="auto"/>
+              <w:ind w:left="202" w:hanging="173"/>
+              <w:jc w:val="left"/>
+            </w:pPr>
+            <w:r>
+              <w:rPr>
+                <w:rFonts w:ascii="Aptos" w:hAnsi="Aptos"/>
+                <w:b w:val="0"/>
+                <w:i w:val="0"/>
+                <w:color w:val="17263B"/>
+                <w:sz w:val="17"/>
+                <w:lang w:val="es-MX"/>
+              </w:rPr>
+              <w:t>• Conduce iniciativas entre áreas técnicas y de negocio, convirtiendo requerimientos complejos en planes de entrega, componentes reutilizables y decisiones técnicamente sostenibles.</w:t>
+            </w:r>
+          </w:p>
+          <w:p>
+            <w:pPr>
+              <w:keepNext/>
+              <w:keepLines/>
+              <w:spacing w:after="12" w:line="240" w:lineRule="auto"/>
+              <w:ind w:left="202" w:hanging="173"/>
+              <w:jc w:val="left"/>
+            </w:pPr>
+            <w:r>
+              <w:rPr>
+                <w:rFonts w:ascii="Aptos" w:hAnsi="Aptos"/>
+                <w:b w:val="0"/>
+                <w:i w:val="0"/>
+                <w:color w:val="17263B"/>
+                <w:sz w:val="17"/>
+                <w:lang w:val="es-MX"/>
+              </w:rPr>
+              <w:t>• Moderniza soluciones .NET Framework 4.8, WebForms, MVC, escritorio y servicios hacia .NET 8+, APIs y esquemas de integración más desacoplados.</w:t>
+            </w:r>
+          </w:p>
+          <w:p>
+            <w:pPr>
+              <w:keepNext/>
+              <w:keepLines/>
+              <w:spacing w:after="12" w:line="240" w:lineRule="auto"/>
+              <w:ind w:left="202" w:hanging="173"/>
+              <w:jc w:val="left"/>
+            </w:pPr>
+            <w:r>
+              <w:rPr>
+                <w:rFonts w:ascii="Aptos" w:hAnsi="Aptos"/>
+                <w:b w:val="0"/>
+                <w:i w:val="0"/>
+                <w:color w:val="17263B"/>
+                <w:sz w:val="17"/>
+                <w:lang w:val="es-MX"/>
+              </w:rPr>
+              <w:t>• Diseña la transición de Oracle SOA a microservicios con Docker, Kubernetes y NGINX; incorpora Prometheus y Grafana para métricas, tableros, diagnóstico y trazabilidad operativa.</w:t>
+            </w:r>
+          </w:p>
+          <w:p>
+            <w:pPr>
+              <w:keepNext/>
+              <w:keepLines/>
+              <w:spacing w:after="12" w:line="240" w:lineRule="auto"/>
+              <w:ind w:left="202" w:hanging="173"/>
+              <w:jc w:val="left"/>
+            </w:pPr>
+            <w:r>
+              <w:rPr>
+                <w:rFonts w:ascii="Aptos" w:hAnsi="Aptos"/>
+                <w:b w:val="0"/>
+                <w:i w:val="0"/>
+                <w:color w:val="17263B"/>
+                <w:sz w:val="17"/>
+                <w:lang w:val="es-MX"/>
+              </w:rPr>
+              <w:t>• Integra automatización con AWS Lambda y Selenium/Python, y evoluciona soluciones biométricas de WinForms a ASP.NET Core MVC mediante motores .NET, SignalR, Futronic FS10 y SDKs nativos.</w:t>
+            </w:r>
+          </w:p>
+        </w:tc>
+      </w:tr>
+    </w:tbl>
+    <w:tbl>
+      <w:tblPr>
+        <w:tblW w:type="auto" w:w="0"/>
+        <w:jc w:val="center"/>
+        <w:tblLayout w:type="fixed"/>
+        <w:tblLook w:firstColumn="1" w:firstRow="1" w:lastColumn="0" w:lastRow="0" w:noHBand="0" w:noVBand="1" w:val="04A0"/>
+        <w:tblLayout w:type="fixed"/>
+      </w:tblPr>
+      <w:tblGrid>
+        <w:gridCol w:w="1757"/>
+        <w:gridCol w:w="8525"/>
+      </w:tblGrid>
+      <w:tr>
+        <w:trPr>
+          <w:cantSplit/>
+        </w:trPr>
+        <w:tc>
+          <w:tcPr>
+            <w:tcW w:type="dxa" w:w="1757"/>
+            <w:shd w:fill="EDF3F8"/>
+            <w:tcMar>
+              <w:top w:w="80" w:type="dxa"/>
+              <w:start w:w="90" w:type="dxa"/>
+              <w:bottom w:w="80" w:type="dxa"/>
+              <w:end w:w="90" w:type="dxa"/>
+            </w:tcMar>
+            <w:tcBorders>
+              <w:bottom w:val="single" w:sz="5" w:color="D7E1EC"/>
+              <w:end w:val="single" w:sz="5" w:color="D7E1EC"/>
+            </w:tcBorders>
+            <w:vAlign w:val="top"/>
+          </w:tcPr>
+          <w:p>
+            <w:pPr>
+              <w:keepNext/>
+              <w:spacing w:after="0"/>
+            </w:pPr>
+            <w:r>
+              <w:rPr>
+                <w:rFonts w:ascii="Aptos" w:hAnsi="Aptos"/>
+                <w:b/>
+                <w:i w:val="0"/>
+                <w:color w:val="2D64A8"/>
+                <w:sz w:val="17"/>
+                <w:lang w:val="es-MX"/>
+              </w:rPr>
+              <w:t>2015 - 2021</w:t>
+            </w:r>
+          </w:p>
+        </w:tc>
+        <w:tc>
+          <w:tcPr>
+            <w:tcW w:type="dxa" w:w="8525"/>
+            <w:tcMar>
+              <w:top w:w="65" w:type="dxa"/>
+              <w:start w:w="130" w:type="dxa"/>
+              <w:bottom w:w="65" w:type="dxa"/>
+              <w:end w:w="90" w:type="dxa"/>
+            </w:tcMar>
+            <w:tcBorders>
+              <w:bottom w:val="single" w:sz="5" w:color="D7E1EC"/>
+            </w:tcBorders>
+            <w:vAlign w:val="top"/>
+          </w:tcPr>
+          <w:p>
+            <w:pPr>
+              <w:keepNext/>
+              <w:spacing w:after="0"/>
+            </w:pPr>
+            <w:r>
+              <w:rPr>
+                <w:rFonts w:ascii="Aptos" w:hAnsi="Aptos"/>
+                <w:b/>
+                <w:i w:val="0"/>
+                <w:color w:val="11233F"/>
+                <w:sz w:val="20"/>
+                <w:lang w:val="es-MX"/>
+              </w:rPr>
+              <w:t>Praxis</w:t>
+            </w:r>
+            <w:r>
+              <w:rPr>
+                <w:rFonts w:ascii="Aptos" w:hAnsi="Aptos"/>
+                <w:b/>
+                <w:i w:val="0"/>
+                <w:color w:val="31BFA1"/>
+                <w:sz w:val="18"/>
+                <w:lang w:val="es-MX"/>
+              </w:rPr>
+              <w:t xml:space="preserve">  |  Desarrollador .NET Sr</w:t>
+            </w:r>
+          </w:p>
+          <w:p>
+            <w:pPr>
+              <w:keepNext/>
+              <w:keepLines/>
+              <w:spacing w:after="12" w:line="240" w:lineRule="auto"/>
+              <w:ind w:left="202" w:hanging="173"/>
+              <w:jc w:val="left"/>
+            </w:pPr>
+            <w:r>
+              <w:rPr>
+                <w:rFonts w:ascii="Aptos" w:hAnsi="Aptos"/>
+                <w:b w:val="0"/>
+                <w:i w:val="0"/>
+                <w:color w:val="17263B"/>
+                <w:sz w:val="17"/>
+                <w:lang w:val="es-MX"/>
+              </w:rPr>
+              <w:t>• Evolucionó aplicaciones empresariales construidas sobre distintas generaciones de .NET Framework, reduciendo acoplamiento y preparando servicios para escenarios de modernización.</w:t>
+            </w:r>
+          </w:p>
+          <w:p>
+            <w:pPr>
+              <w:keepNext/>
+              <w:keepLines/>
+              <w:spacing w:after="12" w:line="240" w:lineRule="auto"/>
+              <w:ind w:left="202" w:hanging="173"/>
+              <w:jc w:val="left"/>
+            </w:pPr>
+            <w:r>
+              <w:rPr>
+                <w:rFonts w:ascii="Aptos" w:hAnsi="Aptos"/>
+                <w:b w:val="0"/>
+                <w:i w:val="0"/>
+                <w:color w:val="17263B"/>
+                <w:sz w:val="17"/>
+                <w:lang w:val="es-MX"/>
+              </w:rPr>
+              <w:t>• Fortaleció integración y operación de WCF y Oracle SOA, creando interfaces de monitoreo con JavaScript, jQuery y Bootstrap, además de soluciones web conectadas con Oracle.</w:t>
+            </w:r>
+          </w:p>
+          <w:p>
+            <w:pPr>
+              <w:keepNext/>
+              <w:keepLines/>
+              <w:spacing w:after="12" w:line="240" w:lineRule="auto"/>
+              <w:ind w:left="202" w:hanging="173"/>
+              <w:jc w:val="left"/>
+            </w:pPr>
+            <w:r>
+              <w:rPr>
+                <w:rFonts w:ascii="Aptos" w:hAnsi="Aptos"/>
+                <w:b w:val="0"/>
+                <w:i w:val="0"/>
+                <w:color w:val="17263B"/>
+                <w:sz w:val="17"/>
+                <w:lang w:val="es-MX"/>
+              </w:rPr>
+              <w:t>• Participó como puente entre mantenimiento crítico y mejora continua, entendiendo la lógica existente antes de proponer cambios de bajo riesgo y alto valor técnico.</w:t>
+            </w:r>
+          </w:p>
+        </w:tc>
+      </w:tr>
+    </w:tbl>
+    <w:tbl>
+      <w:tblPr>
+        <w:tblW w:type="auto" w:w="0"/>
+        <w:jc w:val="center"/>
+        <w:tblLayout w:type="fixed"/>
+        <w:tblLook w:firstColumn="1" w:firstRow="1" w:lastColumn="0" w:lastRow="0" w:noHBand="0" w:noVBand="1" w:val="04A0"/>
+        <w:tblLayout w:type="fixed"/>
+      </w:tblPr>
+      <w:tblGrid>
+        <w:gridCol w:w="1757"/>
+        <w:gridCol w:w="8525"/>
+      </w:tblGrid>
+      <w:tr>
+        <w:trPr>
+          <w:cantSplit/>
+        </w:trPr>
+        <w:tc>
+          <w:tcPr>
+            <w:tcW w:type="dxa" w:w="1757"/>
+            <w:shd w:fill="EDF3F8"/>
+            <w:tcMar>
+              <w:top w:w="80" w:type="dxa"/>
+              <w:start w:w="90" w:type="dxa"/>
+              <w:bottom w:w="80" w:type="dxa"/>
+              <w:end w:w="90" w:type="dxa"/>
+            </w:tcMar>
+            <w:tcBorders>
+              <w:bottom w:val="single" w:sz="5" w:color="D7E1EC"/>
+              <w:end w:val="single" w:sz="5" w:color="D7E1EC"/>
+            </w:tcBorders>
+            <w:vAlign w:val="top"/>
+          </w:tcPr>
+          <w:p>
+            <w:pPr>
+              <w:keepNext/>
+              <w:spacing w:after="0"/>
+            </w:pPr>
+            <w:r>
+              <w:rPr>
+                <w:rFonts w:ascii="Aptos" w:hAnsi="Aptos"/>
+                <w:b/>
+                <w:i w:val="0"/>
+                <w:color w:val="2D64A8"/>
+                <w:sz w:val="17"/>
+                <w:lang w:val="es-MX"/>
+              </w:rPr>
+              <w:t>2014 - 2015</w:t>
+            </w:r>
+          </w:p>
+        </w:tc>
+        <w:tc>
+          <w:tcPr>
+            <w:tcW w:type="dxa" w:w="8525"/>
+            <w:tcMar>
+              <w:top w:w="65" w:type="dxa"/>
+              <w:start w:w="130" w:type="dxa"/>
+              <w:bottom w:w="65" w:type="dxa"/>
+              <w:end w:w="90" w:type="dxa"/>
+            </w:tcMar>
+            <w:tcBorders>
+              <w:bottom w:val="single" w:sz="5" w:color="D7E1EC"/>
+            </w:tcBorders>
+            <w:vAlign w:val="top"/>
+          </w:tcPr>
+          <w:p>
+            <w:pPr>
+              <w:keepNext/>
+              <w:spacing w:after="0"/>
+            </w:pPr>
+            <w:r>
+              <w:rPr>
+                <w:rFonts w:ascii="Aptos" w:hAnsi="Aptos"/>
+                <w:b/>
+                <w:i w:val="0"/>
+                <w:color w:val="11233F"/>
+                <w:sz w:val="20"/>
+                <w:lang w:val="es-MX"/>
+              </w:rPr>
+              <w:t>Intéllego</w:t>
+            </w:r>
+            <w:r>
+              <w:rPr>
+                <w:rFonts w:ascii="Aptos" w:hAnsi="Aptos"/>
+                <w:b/>
+                <w:i w:val="0"/>
+                <w:color w:val="31BFA1"/>
+                <w:sz w:val="18"/>
+                <w:lang w:val="es-MX"/>
+              </w:rPr>
+              <w:t xml:space="preserve">  |  Desarrollador .NET Sr</w:t>
+            </w:r>
+          </w:p>
+          <w:p>
+            <w:pPr>
+              <w:keepNext/>
+              <w:keepLines/>
+              <w:spacing w:after="12" w:line="240" w:lineRule="auto"/>
+              <w:ind w:left="202" w:hanging="173"/>
+              <w:jc w:val="left"/>
+            </w:pPr>
+            <w:r>
+              <w:rPr>
+                <w:rFonts w:ascii="Aptos" w:hAnsi="Aptos"/>
+                <w:b w:val="0"/>
+                <w:i w:val="0"/>
+                <w:color w:val="17263B"/>
+                <w:sz w:val="17"/>
+                <w:lang w:val="es-MX"/>
+              </w:rPr>
+              <w:t>• Desarrolló componentes para la integración de expediente electrónico en Afore XXI Banorte, combinando WCF, Oracle 11g y aplicaciones .NET.</w:t>
+            </w:r>
+          </w:p>
+          <w:p>
+            <w:pPr>
+              <w:keepNext/>
+              <w:keepLines/>
+              <w:spacing w:after="12" w:line="240" w:lineRule="auto"/>
+              <w:ind w:left="202" w:hanging="173"/>
+              <w:jc w:val="left"/>
+            </w:pPr>
+            <w:r>
+              <w:rPr>
+                <w:rFonts w:ascii="Aptos" w:hAnsi="Aptos"/>
+                <w:b w:val="0"/>
+                <w:i w:val="0"/>
+                <w:color w:val="17263B"/>
+                <w:sz w:val="17"/>
+                <w:lang w:val="es-MX"/>
+              </w:rPr>
+              <w:t>• Trabajó sobre sistemas heredados con enfoque en interoperabilidad, trazabilidad y continuidad operativa, afinando la capacidad de diagnosticar problemas entre capas y plataformas.</w:t>
+            </w:r>
+          </w:p>
+        </w:tc>
+      </w:tr>
+    </w:tbl>
     <w:p>
-      <w:pPr>
-        <w:pStyle w:val="SmallMuted"/>
-      </w:pPr>
-      <w:r>
-        <w:t>Sector financiero y proyectos independientes  |  15+ años</w:t>
-      </w:r>
-    </w:p>
-    <w:p>
-      <w:pPr>
-        <w:pStyle w:val="ListBullet"/>
-        <w:spacing w:after="50"/>
-        <w:ind w:left="259" w:hanging="173"/>
-      </w:pPr>
-      <w:r>
-        <w:t>Diseño y desarrollo de soluciones empresariales con .NET, Java, Node.js y Python.</w:t>
-      </w:r>
-    </w:p>
-    <w:p>
-      <w:pPr>
-        <w:pStyle w:val="ListBullet"/>
-        <w:spacing w:after="50"/>
-        <w:ind w:left="259" w:hanging="173"/>
-      </w:pPr>
-      <w:r>
-        <w:t>Modernización de Java legacy y migración de Oracle SOA hacia microservicios con Docker, Kubernetes y NGINX.</w:t>
-      </w:r>
-    </w:p>
-    <w:p>
-      <w:pPr>
-        <w:pStyle w:val="ListBullet"/>
-        <w:spacing w:after="50"/>
-        <w:ind w:left="259" w:hanging="173"/>
-      </w:pPr>
-      <w:r>
-        <w:t>Diseño de arquitecturas limpias, hexagonales y por casos de uso, con énfasis en seguridad, rendimiento y mantenibilidad.</w:t>
-      </w:r>
-    </w:p>
-    <w:p>
-      <w:pPr>
-        <w:pStyle w:val="ListBullet"/>
-        <w:spacing w:after="50"/>
-        <w:ind w:left="259" w:hanging="173"/>
-      </w:pPr>
-      <w:r>
-        <w:t>Integración con Oracle, SQL Server y MySQL; análisis de procedimientos almacenados, índices y modelos de datos.</w:t>
-      </w:r>
-    </w:p>
-    <w:p>
-      <w:pPr>
-        <w:pStyle w:val="ListBullet"/>
-        <w:spacing w:after="50"/>
-        <w:ind w:left="259" w:hanging="173"/>
-      </w:pPr>
-      <w:r>
-        <w:t>Observabilidad de microservicios con Prometheus, Grafana, métricas, dashboards, logging y trazabilidad operativa.</w:t>
-      </w:r>
-    </w:p>
-    <w:p>
-      <w:pPr>
-        <w:spacing w:before="80" w:after="20"/>
-      </w:pPr>
       <w:r>
         <w:rPr>
-          <w:b/>
-          <w:color w:val="122238"/>
-          <w:sz w:val="21"/>
+          <w:lang w:val="es-MX"/>
         </w:rPr>
-        <w:t>Desarrollo full stack, automatización e integración de plataformas</w:t>
-      </w:r>
-    </w:p>
-    <w:p>
-      <w:pPr>
-        <w:pStyle w:val="SmallMuted"/>
-      </w:pPr>
-      <w:r>
-        <w:t>Banca + proyectos freelance</w:t>
-      </w:r>
-    </w:p>
-    <w:p>
-      <w:pPr>
-        <w:pStyle w:val="ListBullet"/>
-        <w:spacing w:after="50"/>
-        <w:ind w:left="259" w:hanging="173"/>
-      </w:pPr>
-      <w:r>
-        <w:t>Migración de WinForms a ASP.NET Core MVC/.NET 8+, conservando lectores Futronic mediante motores locales y SignalR.</w:t>
-      </w:r>
-    </w:p>
-    <w:p>
-      <w:pPr>
-        <w:pStyle w:val="ListBullet"/>
-        <w:spacing w:after="50"/>
-        <w:ind w:left="259" w:hanging="173"/>
-      </w:pPr>
-      <w:r>
-        <w:t>Integración de hardware con SDKs nativos, USB/OTG y servicios Windows o Android; despliegues en AWS y Azure.</w:t>
-      </w:r>
-    </w:p>
-    <w:p>
-      <w:pPr>
-        <w:pStyle w:val="ListBullet"/>
-        <w:spacing w:after="50"/>
-        <w:ind w:left="259" w:hanging="173"/>
-      </w:pPr>
-      <w:r>
-        <w:t>Colaboración directa con equipos técnicos y de negocio para construir flujos digitales sostenibles.</w:t>
-      </w:r>
-    </w:p>
-    <w:p>
-      <w:r>
         <w:br w:type="page"/>
       </w:r>
     </w:p>
     <w:p>
       <w:pPr>
-        <w:pStyle w:val="Heading1"/>
+        <w:keepNext/>
+        <w:spacing w:before="0" w:after="80"/>
         <w:pBdr>
-          <w:bottom w:val="single" w:sz="8" w:space="5" w:color="D8E1EB"/>
+          <w:bottom w:val="single" w:sz="6" w:space="3" w:color="D7E1EC"/>
         </w:pBdr>
-        <w:keepNext/>
       </w:pPr>
       <w:r>
+        <w:rPr>
+          <w:rFonts w:ascii="Aptos" w:hAnsi="Aptos"/>
+          <w:b/>
+          <w:i w:val="0"/>
+          <w:color w:val="2D64A8"/>
+          <w:sz w:val="25"/>
+          <w:lang w:val="es-MX"/>
+        </w:rPr>
+        <w:t>EXPERIENCIA PROFESIONAL - TRAYECTORIA</w:t>
+      </w:r>
+    </w:p>
+    <w:tbl>
+      <w:tblPr>
+        <w:tblW w:type="auto" w:w="0"/>
+        <w:jc w:val="center"/>
+        <w:tblLayout w:type="fixed"/>
+        <w:tblLook w:firstColumn="1" w:firstRow="1" w:lastColumn="0" w:lastRow="0" w:noHBand="0" w:noVBand="1" w:val="04A0"/>
+        <w:tblLayout w:type="fixed"/>
+      </w:tblPr>
+      <w:tblGrid>
+        <w:gridCol w:w="1757"/>
+        <w:gridCol w:w="8525"/>
+      </w:tblGrid>
+      <w:tr>
+        <w:trPr>
+          <w:cantSplit/>
+        </w:trPr>
+        <w:tc>
+          <w:tcPr>
+            <w:tcW w:type="dxa" w:w="1757"/>
+            <w:shd w:fill="EDF3F8"/>
+            <w:tcMar>
+              <w:top w:w="80" w:type="dxa"/>
+              <w:start w:w="90" w:type="dxa"/>
+              <w:bottom w:w="80" w:type="dxa"/>
+              <w:end w:w="90" w:type="dxa"/>
+            </w:tcMar>
+            <w:tcBorders>
+              <w:bottom w:val="single" w:sz="5" w:color="D7E1EC"/>
+              <w:end w:val="single" w:sz="5" w:color="D7E1EC"/>
+            </w:tcBorders>
+            <w:vAlign w:val="top"/>
+          </w:tcPr>
+          <w:p>
+            <w:pPr>
+              <w:keepNext/>
+              <w:spacing w:after="0"/>
+            </w:pPr>
+            <w:r>
+              <w:rPr>
+                <w:rFonts w:ascii="Aptos" w:hAnsi="Aptos"/>
+                <w:b/>
+                <w:i w:val="0"/>
+                <w:color w:val="2D64A8"/>
+                <w:sz w:val="17"/>
+                <w:lang w:val="es-MX"/>
+              </w:rPr>
+              <w:t>2010 - 2014</w:t>
+            </w:r>
+          </w:p>
+        </w:tc>
+        <w:tc>
+          <w:tcPr>
+            <w:tcW w:type="dxa" w:w="8525"/>
+            <w:tcMar>
+              <w:top w:w="65" w:type="dxa"/>
+              <w:start w:w="130" w:type="dxa"/>
+              <w:bottom w:w="65" w:type="dxa"/>
+              <w:end w:w="90" w:type="dxa"/>
+            </w:tcMar>
+            <w:tcBorders>
+              <w:bottom w:val="single" w:sz="5" w:color="D7E1EC"/>
+            </w:tcBorders>
+            <w:vAlign w:val="top"/>
+          </w:tcPr>
+          <w:p>
+            <w:pPr>
+              <w:keepNext/>
+              <w:spacing w:after="0"/>
+            </w:pPr>
+            <w:r>
+              <w:rPr>
+                <w:rFonts w:ascii="Aptos" w:hAnsi="Aptos"/>
+                <w:b/>
+                <w:i w:val="0"/>
+                <w:color w:val="11233F"/>
+                <w:sz w:val="20"/>
+                <w:lang w:val="es-MX"/>
+              </w:rPr>
+              <w:t>Atento Servicios S.A. de C.V.</w:t>
+            </w:r>
+            <w:r>
+              <w:rPr>
+                <w:rFonts w:ascii="Aptos" w:hAnsi="Aptos"/>
+                <w:b/>
+                <w:i w:val="0"/>
+                <w:color w:val="31BFA1"/>
+                <w:sz w:val="18"/>
+                <w:lang w:val="es-MX"/>
+              </w:rPr>
+              <w:t xml:space="preserve">  |  Desarrollador Sr</w:t>
+            </w:r>
+          </w:p>
+          <w:p>
+            <w:pPr>
+              <w:keepNext/>
+              <w:keepLines/>
+              <w:spacing w:after="12" w:line="240" w:lineRule="auto"/>
+              <w:ind w:left="202" w:hanging="173"/>
+              <w:jc w:val="left"/>
+            </w:pPr>
+            <w:r>
+              <w:rPr>
+                <w:rFonts w:ascii="Aptos" w:hAnsi="Aptos"/>
+                <w:b w:val="0"/>
+                <w:i w:val="0"/>
+                <w:color w:val="17263B"/>
+                <w:sz w:val="17"/>
+                <w:lang w:val="es-MX"/>
+              </w:rPr>
+              <w:t>• Participó en el ciclo completo de una plataforma para gestión de líneas telefónicas: análisis, planeación, desarrollo, pruebas, liberación y soporte productivo.</w:t>
+            </w:r>
+          </w:p>
+          <w:p>
+            <w:pPr>
+              <w:keepNext/>
+              <w:keepLines/>
+              <w:spacing w:after="12" w:line="240" w:lineRule="auto"/>
+              <w:ind w:left="202" w:hanging="173"/>
+              <w:jc w:val="left"/>
+            </w:pPr>
+            <w:r>
+              <w:rPr>
+                <w:rFonts w:ascii="Aptos" w:hAnsi="Aptos"/>
+                <w:b w:val="0"/>
+                <w:i w:val="0"/>
+                <w:color w:val="17263B"/>
+                <w:sz w:val="17"/>
+                <w:lang w:val="es-MX"/>
+              </w:rPr>
+              <w:t>• Formó parte del área de innovación tecnológica, creando aplicaciones móviles y controles reutilizables para la plataforma .NET, con una mirada orientada a producto y experiencia de otros desarrolladores.</w:t>
+            </w:r>
+          </w:p>
+        </w:tc>
+      </w:tr>
+    </w:tbl>
+    <w:tbl>
+      <w:tblPr>
+        <w:tblW w:type="auto" w:w="0"/>
+        <w:jc w:val="center"/>
+        <w:tblLayout w:type="fixed"/>
+        <w:tblLook w:firstColumn="1" w:firstRow="1" w:lastColumn="0" w:lastRow="0" w:noHBand="0" w:noVBand="1" w:val="04A0"/>
+        <w:tblLayout w:type="fixed"/>
+      </w:tblPr>
+      <w:tblGrid>
+        <w:gridCol w:w="1757"/>
+        <w:gridCol w:w="8525"/>
+      </w:tblGrid>
+      <w:tr>
+        <w:trPr>
+          <w:cantSplit/>
+        </w:trPr>
+        <w:tc>
+          <w:tcPr>
+            <w:tcW w:type="dxa" w:w="1757"/>
+            <w:shd w:fill="EDF3F8"/>
+            <w:tcMar>
+              <w:top w:w="80" w:type="dxa"/>
+              <w:start w:w="90" w:type="dxa"/>
+              <w:bottom w:w="80" w:type="dxa"/>
+              <w:end w:w="90" w:type="dxa"/>
+            </w:tcMar>
+            <w:tcBorders>
+              <w:bottom w:val="single" w:sz="5" w:color="D7E1EC"/>
+              <w:end w:val="single" w:sz="5" w:color="D7E1EC"/>
+            </w:tcBorders>
+            <w:vAlign w:val="top"/>
+          </w:tcPr>
+          <w:p>
+            <w:pPr>
+              <w:keepNext/>
+              <w:spacing w:after="0"/>
+            </w:pPr>
+            <w:r>
+              <w:rPr>
+                <w:rFonts w:ascii="Aptos" w:hAnsi="Aptos"/>
+                <w:b/>
+                <w:i w:val="0"/>
+                <w:color w:val="2D64A8"/>
+                <w:sz w:val="17"/>
+                <w:lang w:val="es-MX"/>
+              </w:rPr>
+              <w:t>2009 - 2010</w:t>
+            </w:r>
+          </w:p>
+        </w:tc>
+        <w:tc>
+          <w:tcPr>
+            <w:tcW w:type="dxa" w:w="8525"/>
+            <w:tcMar>
+              <w:top w:w="65" w:type="dxa"/>
+              <w:start w:w="130" w:type="dxa"/>
+              <w:bottom w:w="65" w:type="dxa"/>
+              <w:end w:w="90" w:type="dxa"/>
+            </w:tcMar>
+            <w:tcBorders>
+              <w:bottom w:val="single" w:sz="5" w:color="D7E1EC"/>
+            </w:tcBorders>
+            <w:vAlign w:val="top"/>
+          </w:tcPr>
+          <w:p>
+            <w:pPr>
+              <w:keepNext/>
+              <w:spacing w:after="0"/>
+            </w:pPr>
+            <w:r>
+              <w:rPr>
+                <w:rFonts w:ascii="Aptos" w:hAnsi="Aptos"/>
+                <w:b/>
+                <w:i w:val="0"/>
+                <w:color w:val="11233F"/>
+                <w:sz w:val="20"/>
+                <w:lang w:val="es-MX"/>
+              </w:rPr>
+              <w:t>Inetcorp S.A. de C.V.</w:t>
+            </w:r>
+            <w:r>
+              <w:rPr>
+                <w:rFonts w:ascii="Aptos" w:hAnsi="Aptos"/>
+                <w:b/>
+                <w:i w:val="0"/>
+                <w:color w:val="31BFA1"/>
+                <w:sz w:val="18"/>
+                <w:lang w:val="es-MX"/>
+              </w:rPr>
+              <w:t xml:space="preserve">  |  Desarrollador Web</w:t>
+            </w:r>
+          </w:p>
+          <w:p>
+            <w:pPr>
+              <w:keepNext/>
+              <w:keepLines/>
+              <w:spacing w:after="12" w:line="240" w:lineRule="auto"/>
+              <w:ind w:left="202" w:hanging="173"/>
+              <w:jc w:val="left"/>
+            </w:pPr>
+            <w:r>
+              <w:rPr>
+                <w:rFonts w:ascii="Aptos" w:hAnsi="Aptos"/>
+                <w:b w:val="0"/>
+                <w:i w:val="0"/>
+                <w:color w:val="17263B"/>
+                <w:sz w:val="17"/>
+                <w:lang w:val="es-MX"/>
+              </w:rPr>
+              <w:t>• Construyó soluciones web e integraciones en .NET, servicios web, PHP y JSP, adaptándose a ecosistemas heterogéneos y optimizando flujos de negocio.</w:t>
+            </w:r>
+          </w:p>
+          <w:p>
+            <w:pPr>
+              <w:keepNext/>
+              <w:keepLines/>
+              <w:spacing w:after="12" w:line="240" w:lineRule="auto"/>
+              <w:ind w:left="202" w:hanging="173"/>
+              <w:jc w:val="left"/>
+            </w:pPr>
+            <w:r>
+              <w:rPr>
+                <w:rFonts w:ascii="Aptos" w:hAnsi="Aptos"/>
+                <w:b w:val="0"/>
+                <w:i w:val="0"/>
+                <w:color w:val="17263B"/>
+                <w:sz w:val="17"/>
+                <w:lang w:val="es-MX"/>
+              </w:rPr>
+              <w:t>• Consolidó una forma de trabajo agnóstica a la tecnología: entender el problema primero, seleccionar la herramienta adecuada y mantener compatibilidad con plataformas existentes.</w:t>
+            </w:r>
+          </w:p>
+        </w:tc>
+      </w:tr>
+    </w:tbl>
+    <w:tbl>
+      <w:tblPr>
+        <w:tblW w:type="auto" w:w="0"/>
+        <w:jc w:val="center"/>
+        <w:tblLayout w:type="fixed"/>
+        <w:tblLook w:firstColumn="1" w:firstRow="1" w:lastColumn="0" w:lastRow="0" w:noHBand="0" w:noVBand="1" w:val="04A0"/>
+        <w:tblLayout w:type="fixed"/>
+      </w:tblPr>
+      <w:tblGrid>
+        <w:gridCol w:w="1757"/>
+        <w:gridCol w:w="8525"/>
+      </w:tblGrid>
+      <w:tr>
+        <w:trPr>
+          <w:cantSplit/>
+        </w:trPr>
+        <w:tc>
+          <w:tcPr>
+            <w:tcW w:type="dxa" w:w="1757"/>
+            <w:shd w:fill="EDF3F8"/>
+            <w:tcMar>
+              <w:top w:w="80" w:type="dxa"/>
+              <w:start w:w="90" w:type="dxa"/>
+              <w:bottom w:w="80" w:type="dxa"/>
+              <w:end w:w="90" w:type="dxa"/>
+            </w:tcMar>
+            <w:tcBorders>
+              <w:bottom w:val="single" w:sz="5" w:color="D7E1EC"/>
+              <w:end w:val="single" w:sz="5" w:color="D7E1EC"/>
+            </w:tcBorders>
+            <w:vAlign w:val="top"/>
+          </w:tcPr>
+          <w:p>
+            <w:pPr>
+              <w:keepNext/>
+              <w:spacing w:after="0"/>
+            </w:pPr>
+            <w:r>
+              <w:rPr>
+                <w:rFonts w:ascii="Aptos" w:hAnsi="Aptos"/>
+                <w:b/>
+                <w:i w:val="0"/>
+                <w:color w:val="2D64A8"/>
+                <w:sz w:val="17"/>
+                <w:lang w:val="es-MX"/>
+              </w:rPr>
+              <w:t>2007 - 2009</w:t>
+            </w:r>
+          </w:p>
+        </w:tc>
+        <w:tc>
+          <w:tcPr>
+            <w:tcW w:type="dxa" w:w="8525"/>
+            <w:tcMar>
+              <w:top w:w="65" w:type="dxa"/>
+              <w:start w:w="130" w:type="dxa"/>
+              <w:bottom w:w="65" w:type="dxa"/>
+              <w:end w:w="90" w:type="dxa"/>
+            </w:tcMar>
+            <w:tcBorders>
+              <w:bottom w:val="single" w:sz="5" w:color="D7E1EC"/>
+            </w:tcBorders>
+            <w:vAlign w:val="top"/>
+          </w:tcPr>
+          <w:p>
+            <w:pPr>
+              <w:keepNext/>
+              <w:spacing w:after="0"/>
+            </w:pPr>
+            <w:r>
+              <w:rPr>
+                <w:rFonts w:ascii="Aptos" w:hAnsi="Aptos"/>
+                <w:b/>
+                <w:i w:val="0"/>
+                <w:color w:val="11233F"/>
+                <w:sz w:val="20"/>
+                <w:lang w:val="es-MX"/>
+              </w:rPr>
+              <w:t>Grupo Autofinanciamiento de México</w:t>
+            </w:r>
+            <w:r>
+              <w:rPr>
+                <w:rFonts w:ascii="Aptos" w:hAnsi="Aptos"/>
+                <w:b/>
+                <w:i w:val="0"/>
+                <w:color w:val="31BFA1"/>
+                <w:sz w:val="18"/>
+                <w:lang w:val="es-MX"/>
+              </w:rPr>
+              <w:t xml:space="preserve">  |  Programador</w:t>
+            </w:r>
+          </w:p>
+          <w:p>
+            <w:pPr>
+              <w:keepNext/>
+              <w:keepLines/>
+              <w:spacing w:after="12" w:line="240" w:lineRule="auto"/>
+              <w:ind w:left="202" w:hanging="173"/>
+              <w:jc w:val="left"/>
+            </w:pPr>
+            <w:r>
+              <w:rPr>
+                <w:rFonts w:ascii="Aptos" w:hAnsi="Aptos"/>
+                <w:b w:val="0"/>
+                <w:i w:val="0"/>
+                <w:color w:val="17263B"/>
+                <w:sz w:val="17"/>
+                <w:lang w:val="es-MX"/>
+              </w:rPr>
+              <w:t>• Desarrolló un Call Manager de apoyo comercial, reportes con Crystal Reports e interfaces con componentes Infragistics.</w:t>
+            </w:r>
+          </w:p>
+          <w:p>
+            <w:pPr>
+              <w:keepNext/>
+              <w:keepLines/>
+              <w:spacing w:after="12" w:line="240" w:lineRule="auto"/>
+              <w:ind w:left="202" w:hanging="173"/>
+              <w:jc w:val="left"/>
+            </w:pPr>
+            <w:r>
+              <w:rPr>
+                <w:rFonts w:ascii="Aptos" w:hAnsi="Aptos"/>
+                <w:b w:val="0"/>
+                <w:i w:val="0"/>
+                <w:color w:val="17263B"/>
+                <w:sz w:val="17"/>
+                <w:lang w:val="es-MX"/>
+              </w:rPr>
+              <w:t>• Atendió soporte y evolución de aplicaciones en producción, construyendo una base sólida en diagnóstico, datos, mantenimiento y atención a usuarios reales.</w:t>
+            </w:r>
+          </w:p>
+        </w:tc>
+      </w:tr>
+    </w:tbl>
+    <w:p>
+      <w:pPr>
+        <w:keepNext/>
+        <w:spacing w:before="100" w:after="80"/>
+        <w:pBdr>
+          <w:bottom w:val="single" w:sz="6" w:space="3" w:color="D7E1EC"/>
+        </w:pBdr>
+      </w:pPr>
+      <w:r>
+        <w:rPr>
+          <w:rFonts w:ascii="Aptos" w:hAnsi="Aptos"/>
+          <w:b/>
+          <w:i w:val="0"/>
+          <w:color w:val="2D64A8"/>
+          <w:sz w:val="25"/>
+          <w:lang w:val="es-MX"/>
+        </w:rPr>
+        <w:t>APORTES TÉCNICOS DISTINTIVOS</w:t>
+      </w:r>
+    </w:p>
+    <w:tbl>
+      <w:tblPr>
+        <w:tblW w:type="auto" w:w="0"/>
+        <w:jc w:val="center"/>
+        <w:tblLayout w:type="fixed"/>
+        <w:tblLook w:firstColumn="1" w:firstRow="1" w:lastColumn="0" w:lastRow="0" w:noHBand="0" w:noVBand="1" w:val="04A0"/>
+      </w:tblPr>
+      <w:tblGrid>
+        <w:gridCol w:w="5227"/>
+        <w:gridCol w:w="5227"/>
+      </w:tblGrid>
+      <w:tr>
+        <w:trPr>
+          <w:cantSplit/>
+        </w:trPr>
+        <w:tc>
+          <w:tcPr>
+            <w:tcW w:type="dxa" w:w="5227"/>
+            <w:shd w:fill="F7F9FC"/>
+            <w:tcMar>
+              <w:top w:w="90" w:type="dxa"/>
+              <w:start w:w="110" w:type="dxa"/>
+              <w:bottom w:w="90" w:type="dxa"/>
+              <w:end w:w="110" w:type="dxa"/>
+            </w:tcMar>
+            <w:tcBorders>
+              <w:top w:val="single" w:sz="4" w:color="D7E1EC"/>
+              <w:start w:val="single" w:sz="4" w:color="D7E1EC"/>
+              <w:bottom w:val="single" w:sz="4" w:color="D7E1EC"/>
+              <w:end w:val="single" w:sz="4" w:color="D7E1EC"/>
+            </w:tcBorders>
+          </w:tcPr>
+          <w:p>
+            <w:pPr>
+              <w:spacing w:after="20"/>
+            </w:pPr>
+            <w:r>
+              <w:rPr>
+                <w:rFonts w:ascii="Aptos" w:hAnsi="Aptos"/>
+                <w:b/>
+                <w:i w:val="0"/>
+                <w:color w:val="2D64A8"/>
+                <w:sz w:val="17"/>
+                <w:lang w:val="es-MX"/>
+              </w:rPr>
+              <w:t>Migración SOA a microservicios</w:t>
+            </w:r>
+          </w:p>
+          <w:p>
+            <w:pPr>
+              <w:spacing w:after="0" w:line="240" w:lineRule="auto"/>
+            </w:pPr>
+            <w:r>
+              <w:rPr>
+                <w:rFonts w:ascii="Aptos" w:hAnsi="Aptos"/>
+                <w:b w:val="0"/>
+                <w:i w:val="0"/>
+                <w:color w:val="5B6B80"/>
+                <w:sz w:val="16"/>
+                <w:lang w:val="es-MX"/>
+              </w:rPr>
+              <w:t>Diseño de una ruta incremental para desacoplar servicios Oracle SOA, contenerizar componentes y hacer visible su comportamiento con Prometheus, Grafana, métricas y logs.</w:t>
+            </w:r>
+          </w:p>
+        </w:tc>
+        <w:tc>
+          <w:tcPr>
+            <w:tcW w:type="dxa" w:w="5227"/>
+            <w:shd w:fill="F7F9FC"/>
+            <w:tcMar>
+              <w:top w:w="90" w:type="dxa"/>
+              <w:start w:w="110" w:type="dxa"/>
+              <w:bottom w:w="90" w:type="dxa"/>
+              <w:end w:w="110" w:type="dxa"/>
+            </w:tcMar>
+            <w:tcBorders>
+              <w:top w:val="single" w:sz="4" w:color="D7E1EC"/>
+              <w:start w:val="single" w:sz="4" w:color="D7E1EC"/>
+              <w:bottom w:val="single" w:sz="4" w:color="D7E1EC"/>
+              <w:end w:val="single" w:sz="4" w:color="D7E1EC"/>
+            </w:tcBorders>
+          </w:tcPr>
+          <w:p>
+            <w:pPr>
+              <w:spacing w:after="20"/>
+            </w:pPr>
+            <w:r>
+              <w:rPr>
+                <w:rFonts w:ascii="Aptos" w:hAnsi="Aptos"/>
+                <w:b/>
+                <w:i w:val="0"/>
+                <w:color w:val="2D64A8"/>
+                <w:sz w:val="17"/>
+                <w:lang w:val="es-MX"/>
+              </w:rPr>
+              <w:t>Modernización biométrica</w:t>
+            </w:r>
+          </w:p>
+          <w:p>
+            <w:pPr>
+              <w:spacing w:after="0" w:line="240" w:lineRule="auto"/>
+            </w:pPr>
+            <w:r>
+              <w:rPr>
+                <w:rFonts w:ascii="Aptos" w:hAnsi="Aptos"/>
+                <w:b w:val="0"/>
+                <w:i w:val="0"/>
+                <w:color w:val="5B6B80"/>
+                <w:sz w:val="16"/>
+                <w:lang w:val="es-MX"/>
+              </w:rPr>
+              <w:t>Evolución de WinForms a ASP.NET Core MVC/.NET 8+ sin perder acceso al hardware: motor local en .NET, SignalR, Futronic FS10 y frontera nativa controlada.</w:t>
+            </w:r>
+          </w:p>
+        </w:tc>
+      </w:tr>
+      <w:tr>
+        <w:trPr>
+          <w:cantSplit/>
+        </w:trPr>
+        <w:tc>
+          <w:tcPr>
+            <w:tcW w:type="dxa" w:w="5227"/>
+            <w:shd w:fill="F7F9FC"/>
+            <w:tcMar>
+              <w:top w:w="90" w:type="dxa"/>
+              <w:start w:w="110" w:type="dxa"/>
+              <w:bottom w:w="90" w:type="dxa"/>
+              <w:end w:w="110" w:type="dxa"/>
+            </w:tcMar>
+            <w:tcBorders>
+              <w:top w:val="single" w:sz="4" w:color="D7E1EC"/>
+              <w:start w:val="single" w:sz="4" w:color="D7E1EC"/>
+              <w:bottom w:val="single" w:sz="4" w:color="D7E1EC"/>
+              <w:end w:val="single" w:sz="4" w:color="D7E1EC"/>
+            </w:tcBorders>
+          </w:tcPr>
+          <w:p>
+            <w:pPr>
+              <w:spacing w:after="20"/>
+            </w:pPr>
+            <w:r>
+              <w:rPr>
+                <w:rFonts w:ascii="Aptos" w:hAnsi="Aptos"/>
+                <w:b/>
+                <w:i w:val="0"/>
+                <w:color w:val="2D64A8"/>
+                <w:sz w:val="17"/>
+                <w:lang w:val="es-MX"/>
+              </w:rPr>
+              <w:t>Automatización inteligente</w:t>
+            </w:r>
+          </w:p>
+          <w:p>
+            <w:pPr>
+              <w:spacing w:after="0" w:line="240" w:lineRule="auto"/>
+            </w:pPr>
+            <w:r>
+              <w:rPr>
+                <w:rFonts w:ascii="Aptos" w:hAnsi="Aptos"/>
+                <w:b w:val="0"/>
+                <w:i w:val="0"/>
+                <w:color w:val="5B6B80"/>
+                <w:sz w:val="16"/>
+                <w:lang w:val="es-MX"/>
+              </w:rPr>
+              <w:t>Selenium/Python, AWS Lambda, servicios Windows y procesos en background para convertir tareas repetitivas en flujos observables y recuperables.</w:t>
+            </w:r>
+          </w:p>
+        </w:tc>
+        <w:tc>
+          <w:tcPr>
+            <w:tcW w:type="dxa" w:w="5227"/>
+            <w:shd w:fill="F7F9FC"/>
+            <w:tcMar>
+              <w:top w:w="90" w:type="dxa"/>
+              <w:start w:w="110" w:type="dxa"/>
+              <w:bottom w:w="90" w:type="dxa"/>
+              <w:end w:w="110" w:type="dxa"/>
+            </w:tcMar>
+            <w:tcBorders>
+              <w:top w:val="single" w:sz="4" w:color="D7E1EC"/>
+              <w:start w:val="single" w:sz="4" w:color="D7E1EC"/>
+              <w:bottom w:val="single" w:sz="4" w:color="D7E1EC"/>
+              <w:end w:val="single" w:sz="4" w:color="D7E1EC"/>
+            </w:tcBorders>
+          </w:tcPr>
+          <w:p>
+            <w:pPr>
+              <w:spacing w:after="20"/>
+            </w:pPr>
+            <w:r>
+              <w:rPr>
+                <w:rFonts w:ascii="Aptos" w:hAnsi="Aptos"/>
+                <w:b/>
+                <w:i w:val="0"/>
+                <w:color w:val="2D64A8"/>
+                <w:sz w:val="17"/>
+                <w:lang w:val="es-MX"/>
+              </w:rPr>
+              <w:t>Pensamiento de plataforma</w:t>
+            </w:r>
+          </w:p>
+          <w:p>
+            <w:pPr>
+              <w:spacing w:after="0" w:line="240" w:lineRule="auto"/>
+            </w:pPr>
+            <w:r>
+              <w:rPr>
+                <w:rFonts w:ascii="Aptos" w:hAnsi="Aptos"/>
+                <w:b w:val="0"/>
+                <w:i w:val="0"/>
+                <w:color w:val="5B6B80"/>
+                <w:sz w:val="16"/>
+                <w:lang w:val="es-MX"/>
+              </w:rPr>
+              <w:t>Capacidad para detectar patrones comunes, crear componentes reutilizables y diseñar soluciones que sirvan tanto al negocio como a los equipos que las operan.</w:t>
+            </w:r>
+          </w:p>
+        </w:tc>
+      </w:tr>
+    </w:tbl>
+    <w:p>
+      <w:pPr>
+        <w:keepNext/>
+        <w:spacing w:before="100" w:after="80"/>
+        <w:pBdr>
+          <w:bottom w:val="single" w:sz="6" w:space="3" w:color="D7E1EC"/>
+        </w:pBdr>
+      </w:pPr>
+      <w:r>
+        <w:rPr>
+          <w:rFonts w:ascii="Aptos" w:hAnsi="Aptos"/>
+          <w:b/>
+          <w:i w:val="0"/>
+          <w:color w:val="2D64A8"/>
+          <w:sz w:val="25"/>
+          <w:lang w:val="es-MX"/>
+        </w:rPr>
         <w:t>PROYECTOS REPRESENTATIVOS</w:t>
       </w:r>
     </w:p>
@@ -540,527 +1754,215 @@
         <w:tblLook w:firstColumn="1" w:firstRow="1" w:lastColumn="0" w:lastRow="0" w:noHBand="0" w:noVBand="1" w:val="04A0"/>
       </w:tblPr>
       <w:tblGrid>
-        <w:gridCol w:w="3485"/>
-        <w:gridCol w:w="3485"/>
-        <w:gridCol w:w="3485"/>
+        <w:gridCol w:w="5227"/>
+        <w:gridCol w:w="5227"/>
       </w:tblGrid>
       <w:tr>
         <w:trPr>
-          <w:tblHeader w:val="true"/>
+          <w:cantSplit/>
         </w:trPr>
         <w:tc>
           <w:tcPr>
-            <w:tcW w:type="dxa" w:w="3485"/>
-            <w:shd w:fill="102039"/>
+            <w:tcW w:type="dxa" w:w="5227"/>
+            <w:shd w:fill="FFFFFF"/>
             <w:tcMar>
-              <w:top w:w="100" w:type="dxa"/>
+              <w:top w:w="70" w:type="dxa"/>
               <w:start w:w="100" w:type="dxa"/>
-              <w:bottom w:w="100" w:type="dxa"/>
+              <w:bottom w:w="70" w:type="dxa"/>
               <w:end w:w="100" w:type="dxa"/>
             </w:tcMar>
+            <w:tcBorders>
+              <w:top w:val="single" w:sz="4" w:color="D7E1EC"/>
+              <w:start w:val="single" w:sz="4" w:color="D7E1EC"/>
+              <w:bottom w:val="single" w:sz="4" w:color="D7E1EC"/>
+              <w:end w:val="single" w:sz="4" w:color="D7E1EC"/>
+            </w:tcBorders>
           </w:tcPr>
           <w:p>
+            <w:pPr>
+              <w:spacing w:after="20"/>
+            </w:pPr>
             <w:r>
               <w:rPr>
+                <w:rFonts w:ascii="Aptos" w:hAnsi="Aptos"/>
                 <w:b/>
-                <w:color w:val="FFFFFF"/>
-                <w:sz w:val="16"/>
+                <w:i w:val="0"/>
+                <w:color w:val="2D64A8"/>
+                <w:sz w:val="17"/>
+                <w:lang w:val="es-MX"/>
               </w:rPr>
-              <w:t>Proyecto</w:t>
+              <w:t>Comercio e inventario</w:t>
+            </w:r>
+          </w:p>
+          <w:p>
+            <w:pPr>
+              <w:spacing w:after="0" w:line="240" w:lineRule="auto"/>
+            </w:pPr>
+            <w:r>
+              <w:rPr>
+                <w:rFonts w:ascii="Aptos" w:hAnsi="Aptos"/>
+                <w:b w:val="0"/>
+                <w:i w:val="0"/>
+                <w:color w:val="5B6B80"/>
+                <w:sz w:val="15"/>
+                <w:lang w:val="es-MX"/>
+              </w:rPr>
+              <w:t>.NET 8, MVC, MySQL y Vertical Slice para catálogo, precios, stock, compras, ventas, perfiles, auditoría y operación móvil.</w:t>
             </w:r>
           </w:p>
         </w:tc>
         <w:tc>
           <w:tcPr>
-            <w:tcW w:type="dxa" w:w="3485"/>
-            <w:shd w:fill="102039"/>
+            <w:tcW w:type="dxa" w:w="5227"/>
+            <w:shd w:fill="FFFFFF"/>
             <w:tcMar>
-              <w:top w:w="100" w:type="dxa"/>
+              <w:top w:w="70" w:type="dxa"/>
               <w:start w:w="100" w:type="dxa"/>
-              <w:bottom w:w="100" w:type="dxa"/>
+              <w:bottom w:w="70" w:type="dxa"/>
               <w:end w:w="100" w:type="dxa"/>
             </w:tcMar>
+            <w:tcBorders>
+              <w:top w:val="single" w:sz="4" w:color="D7E1EC"/>
+              <w:start w:val="single" w:sz="4" w:color="D7E1EC"/>
+              <w:bottom w:val="single" w:sz="4" w:color="D7E1EC"/>
+              <w:end w:val="single" w:sz="4" w:color="D7E1EC"/>
+            </w:tcBorders>
           </w:tcPr>
           <w:p>
+            <w:pPr>
+              <w:spacing w:after="20"/>
+            </w:pPr>
             <w:r>
               <w:rPr>
+                <w:rFonts w:ascii="Aptos" w:hAnsi="Aptos"/>
                 <w:b/>
-                <w:color w:val="FFFFFF"/>
-                <w:sz w:val="16"/>
+                <w:i w:val="0"/>
+                <w:color w:val="2D64A8"/>
+                <w:sz w:val="17"/>
+                <w:lang w:val="es-MX"/>
               </w:rPr>
-              <w:t>Tecnología</w:t>
+              <w:t>Modernización Java</w:t>
+            </w:r>
+          </w:p>
+          <w:p>
+            <w:pPr>
+              <w:spacing w:after="0" w:line="240" w:lineRule="auto"/>
+            </w:pPr>
+            <w:r>
+              <w:rPr>
+                <w:rFonts w:ascii="Aptos" w:hAnsi="Aptos"/>
+                <w:b w:val="0"/>
+                <w:i w:val="0"/>
+                <w:color w:val="5B6B80"/>
+                <w:sz w:val="15"/>
+                <w:lang w:val="es-MX"/>
+              </w:rPr>
+              <w:t>Evolución desde Java 1.6 y frameworks heredados hacia Java 17, Spring Boot, Hibernate y una separación más clara de responsabilidades.</w:t>
+            </w:r>
+          </w:p>
+        </w:tc>
+      </w:tr>
+      <w:tr>
+        <w:trPr>
+          <w:cantSplit/>
+        </w:trPr>
+        <w:tc>
+          <w:tcPr>
+            <w:tcW w:type="dxa" w:w="5227"/>
+            <w:shd w:fill="FFFFFF"/>
+            <w:tcMar>
+              <w:top w:w="70" w:type="dxa"/>
+              <w:start w:w="100" w:type="dxa"/>
+              <w:bottom w:w="70" w:type="dxa"/>
+              <w:end w:w="100" w:type="dxa"/>
+            </w:tcMar>
+            <w:tcBorders>
+              <w:top w:val="single" w:sz="4" w:color="D7E1EC"/>
+              <w:start w:val="single" w:sz="4" w:color="D7E1EC"/>
+              <w:bottom w:val="single" w:sz="4" w:color="D7E1EC"/>
+              <w:end w:val="single" w:sz="4" w:color="D7E1EC"/>
+            </w:tcBorders>
+          </w:tcPr>
+          <w:p>
+            <w:pPr>
+              <w:spacing w:after="20"/>
+            </w:pPr>
+            <w:r>
+              <w:rPr>
+                <w:rFonts w:ascii="Aptos" w:hAnsi="Aptos"/>
+                <w:b/>
+                <w:i w:val="0"/>
+                <w:color w:val="2D64A8"/>
+                <w:sz w:val="17"/>
+                <w:lang w:val="es-MX"/>
+              </w:rPr>
+              <w:t>Procesamiento de grabaciones</w:t>
+            </w:r>
+          </w:p>
+          <w:p>
+            <w:pPr>
+              <w:spacing w:after="0" w:line="240" w:lineRule="auto"/>
+            </w:pPr>
+            <w:r>
+              <w:rPr>
+                <w:rFonts w:ascii="Aptos" w:hAnsi="Aptos"/>
+                <w:b w:val="0"/>
+                <w:i w:val="0"/>
+                <w:color w:val="5B6B80"/>
+                <w:sz w:val="15"/>
+                <w:lang w:val="es-MX"/>
+              </w:rPr>
+              <w:t>.NET Framework 4.8, webhooks y Serilog para validar eventos, procesar archivos en background y conservar trazabilidad extremo a extremo.</w:t>
             </w:r>
           </w:p>
         </w:tc>
         <w:tc>
           <w:tcPr>
-            <w:tcW w:type="dxa" w:w="3485"/>
-            <w:shd w:fill="102039"/>
+            <w:tcW w:type="dxa" w:w="5227"/>
+            <w:shd w:fill="FFFFFF"/>
             <w:tcMar>
-              <w:top w:w="100" w:type="dxa"/>
+              <w:top w:w="70" w:type="dxa"/>
               <w:start w:w="100" w:type="dxa"/>
-              <w:bottom w:w="100" w:type="dxa"/>
+              <w:bottom w:w="70" w:type="dxa"/>
               <w:end w:w="100" w:type="dxa"/>
             </w:tcMar>
-          </w:tcPr>
-          <w:p>
-            <w:r>
-              <w:rPr>
-                <w:b/>
-                <w:color w:val="FFFFFF"/>
-                <w:sz w:val="16"/>
-              </w:rPr>
-              <w:t>Aporte principal</w:t>
-            </w:r>
-          </w:p>
-        </w:tc>
-      </w:tr>
-      <w:tr>
-        <w:tc>
-          <w:tcPr>
-            <w:tcW w:type="dxa" w:w="3485"/>
-            <w:shd w:fill="F7F9FC"/>
-            <w:tcMar>
-              <w:top w:w="95" w:type="dxa"/>
-              <w:start w:w="100" w:type="dxa"/>
-              <w:bottom w:w="95" w:type="dxa"/>
-              <w:end w:w="100" w:type="dxa"/>
-            </w:tcMar>
+            <w:tcBorders>
+              <w:top w:val="single" w:sz="4" w:color="D7E1EC"/>
+              <w:start w:val="single" w:sz="4" w:color="D7E1EC"/>
+              <w:bottom w:val="single" w:sz="4" w:color="D7E1EC"/>
+              <w:end w:val="single" w:sz="4" w:color="D7E1EC"/>
+            </w:tcBorders>
           </w:tcPr>
           <w:p>
             <w:pPr>
-              <w:spacing w:after="0"/>
+              <w:spacing w:after="20"/>
             </w:pPr>
             <w:r>
               <w:rPr>
+                <w:rFonts w:ascii="Aptos" w:hAnsi="Aptos"/>
                 <w:b/>
-                <w:color w:val="2D65B0"/>
-                <w:sz w:val="16"/>
-              </w:rPr>
-              <w:t>Comercio e inventario</w:t>
-            </w:r>
-          </w:p>
-        </w:tc>
-        <w:tc>
-          <w:tcPr>
-            <w:tcW w:type="dxa" w:w="3485"/>
-            <w:shd w:fill="F7F9FC"/>
-            <w:tcMar>
-              <w:top w:w="95" w:type="dxa"/>
-              <w:start w:w="100" w:type="dxa"/>
-              <w:bottom w:w="95" w:type="dxa"/>
-              <w:end w:w="100" w:type="dxa"/>
-            </w:tcMar>
-          </w:tcPr>
-          <w:p>
-            <w:pPr>
-              <w:spacing w:after="0"/>
-            </w:pPr>
-            <w:r>
-              <w:rPr>
-                <w:color w:val="122238"/>
-                <w:sz w:val="16"/>
-              </w:rPr>
-              <w:t>.NET 8, MVC, MySQL, Vertical Slice</w:t>
-            </w:r>
-          </w:p>
-        </w:tc>
-        <w:tc>
-          <w:tcPr>
-            <w:tcW w:type="dxa" w:w="3485"/>
-            <w:shd w:fill="F7F9FC"/>
-            <w:tcMar>
-              <w:top w:w="95" w:type="dxa"/>
-              <w:start w:w="100" w:type="dxa"/>
-              <w:bottom w:w="95" w:type="dxa"/>
-              <w:end w:w="100" w:type="dxa"/>
-            </w:tcMar>
-          </w:tcPr>
-          <w:p>
-            <w:pPr>
-              <w:spacing w:after="0"/>
-            </w:pPr>
-            <w:r>
-              <w:rPr>
-                <w:color w:val="122238"/>
-                <w:sz w:val="16"/>
-              </w:rPr>
-              <w:t>Catálogo, precios, stock, compras, ventas, perfiles, carrito, auditoría e imágenes.</w:t>
-            </w:r>
-          </w:p>
-        </w:tc>
-      </w:tr>
-      <w:tr>
-        <w:tc>
-          <w:tcPr>
-            <w:tcW w:type="dxa" w:w="3485"/>
-            <w:shd w:fill="FFFFFF"/>
-            <w:tcMar>
-              <w:top w:w="95" w:type="dxa"/>
-              <w:start w:w="100" w:type="dxa"/>
-              <w:bottom w:w="95" w:type="dxa"/>
-              <w:end w:w="100" w:type="dxa"/>
-            </w:tcMar>
-          </w:tcPr>
-          <w:p>
-            <w:pPr>
-              <w:spacing w:after="0"/>
-            </w:pPr>
-            <w:r>
-              <w:rPr>
-                <w:b/>
-                <w:color w:val="2D65B0"/>
-                <w:sz w:val="16"/>
-              </w:rPr>
-              <w:t>Modernización Java</w:t>
-            </w:r>
-          </w:p>
-        </w:tc>
-        <w:tc>
-          <w:tcPr>
-            <w:tcW w:type="dxa" w:w="3485"/>
-            <w:shd w:fill="FFFFFF"/>
-            <w:tcMar>
-              <w:top w:w="95" w:type="dxa"/>
-              <w:start w:w="100" w:type="dxa"/>
-              <w:bottom w:w="95" w:type="dxa"/>
-              <w:end w:w="100" w:type="dxa"/>
-            </w:tcMar>
-          </w:tcPr>
-          <w:p>
-            <w:pPr>
-              <w:spacing w:after="0"/>
-            </w:pPr>
-            <w:r>
-              <w:rPr>
-                <w:color w:val="122238"/>
-                <w:sz w:val="16"/>
-              </w:rPr>
-              <w:t>Java 17, Spring Boot, Hibernate, Thymeleaf</w:t>
-            </w:r>
-          </w:p>
-        </w:tc>
-        <w:tc>
-          <w:tcPr>
-            <w:tcW w:type="dxa" w:w="3485"/>
-            <w:shd w:fill="FFFFFF"/>
-            <w:tcMar>
-              <w:top w:w="95" w:type="dxa"/>
-              <w:start w:w="100" w:type="dxa"/>
-              <w:bottom w:w="95" w:type="dxa"/>
-              <w:end w:w="100" w:type="dxa"/>
-            </w:tcMar>
-          </w:tcPr>
-          <w:p>
-            <w:pPr>
-              <w:spacing w:after="0"/>
-            </w:pPr>
-            <w:r>
-              <w:rPr>
-                <w:color w:val="122238"/>
-                <w:sz w:val="16"/>
-              </w:rPr>
-              <w:t>Evolución desde Java 1.6 y frameworks heredados hacia una arquitectura moderna.</w:t>
-            </w:r>
-          </w:p>
-        </w:tc>
-      </w:tr>
-      <w:tr>
-        <w:tc>
-          <w:tcPr>
-            <w:tcW w:type="dxa" w:w="3485"/>
-            <w:shd w:fill="F7F9FC"/>
-            <w:tcMar>
-              <w:top w:w="95" w:type="dxa"/>
-              <w:start w:w="100" w:type="dxa"/>
-              <w:bottom w:w="95" w:type="dxa"/>
-              <w:end w:w="100" w:type="dxa"/>
-            </w:tcMar>
-          </w:tcPr>
-          <w:p>
-            <w:pPr>
-              <w:spacing w:after="0"/>
-            </w:pPr>
-            <w:r>
-              <w:rPr>
-                <w:b/>
-                <w:color w:val="2D65B0"/>
-                <w:sz w:val="16"/>
-              </w:rPr>
-              <w:t>Sustitución Oracle SOA</w:t>
-            </w:r>
-          </w:p>
-        </w:tc>
-        <w:tc>
-          <w:tcPr>
-            <w:tcW w:type="dxa" w:w="3485"/>
-            <w:shd w:fill="F7F9FC"/>
-            <w:tcMar>
-              <w:top w:w="95" w:type="dxa"/>
-              <w:start w:w="100" w:type="dxa"/>
-              <w:bottom w:w="95" w:type="dxa"/>
-              <w:end w:w="100" w:type="dxa"/>
-            </w:tcMar>
-          </w:tcPr>
-          <w:p>
-            <w:pPr>
-              <w:spacing w:after="0"/>
-            </w:pPr>
-            <w:r>
-              <w:rPr>
-                <w:color w:val="122238"/>
-                <w:sz w:val="16"/>
-              </w:rPr>
-              <w:t>Microservicios, Docker, Kubernetes, NGINX, Prometheus, Grafana</w:t>
-            </w:r>
-          </w:p>
-        </w:tc>
-        <w:tc>
-          <w:tcPr>
-            <w:tcW w:type="dxa" w:w="3485"/>
-            <w:shd w:fill="F7F9FC"/>
-            <w:tcMar>
-              <w:top w:w="95" w:type="dxa"/>
-              <w:start w:w="100" w:type="dxa"/>
-              <w:bottom w:w="95" w:type="dxa"/>
-              <w:end w:w="100" w:type="dxa"/>
-            </w:tcMar>
-          </w:tcPr>
-          <w:p>
-            <w:pPr>
-              <w:spacing w:after="0"/>
-            </w:pPr>
-            <w:r>
-              <w:rPr>
-                <w:color w:val="122238"/>
-                <w:sz w:val="16"/>
-              </w:rPr>
-              <w:t>Migración de SOA a microservicios con métricas, dashboards, logging, trazabilidad y diagnóstico operativo.</w:t>
-            </w:r>
-          </w:p>
-        </w:tc>
-      </w:tr>
-      <w:tr>
-        <w:tc>
-          <w:tcPr>
-            <w:tcW w:type="dxa" w:w="3485"/>
-            <w:shd w:fill="FFFFFF"/>
-            <w:tcMar>
-              <w:top w:w="95" w:type="dxa"/>
-              <w:start w:w="100" w:type="dxa"/>
-              <w:bottom w:w="95" w:type="dxa"/>
-              <w:end w:w="100" w:type="dxa"/>
-            </w:tcMar>
-          </w:tcPr>
-          <w:p>
-            <w:pPr>
-              <w:spacing w:after="0"/>
-            </w:pPr>
-            <w:r>
-              <w:rPr>
-                <w:b/>
-                <w:color w:val="2D65B0"/>
-                <w:sz w:val="16"/>
-              </w:rPr>
-              <w:t>Grabaciones Zoom</w:t>
-            </w:r>
-          </w:p>
-        </w:tc>
-        <w:tc>
-          <w:tcPr>
-            <w:tcW w:type="dxa" w:w="3485"/>
-            <w:shd w:fill="FFFFFF"/>
-            <w:tcMar>
-              <w:top w:w="95" w:type="dxa"/>
-              <w:start w:w="100" w:type="dxa"/>
-              <w:bottom w:w="95" w:type="dxa"/>
-              <w:end w:w="100" w:type="dxa"/>
-            </w:tcMar>
-          </w:tcPr>
-          <w:p>
-            <w:pPr>
-              <w:spacing w:after="0"/>
-            </w:pPr>
-            <w:r>
-              <w:rPr>
-                <w:color w:val="122238"/>
-                <w:sz w:val="16"/>
-              </w:rPr>
-              <w:t>.NET Framework 4.8, webhooks, Serilog</w:t>
-            </w:r>
-          </w:p>
-        </w:tc>
-        <w:tc>
-          <w:tcPr>
-            <w:tcW w:type="dxa" w:w="3485"/>
-            <w:shd w:fill="FFFFFF"/>
-            <w:tcMar>
-              <w:top w:w="95" w:type="dxa"/>
-              <w:start w:w="100" w:type="dxa"/>
-              <w:bottom w:w="95" w:type="dxa"/>
-              <w:end w:w="100" w:type="dxa"/>
-            </w:tcMar>
-          </w:tcPr>
-          <w:p>
-            <w:pPr>
-              <w:spacing w:after="0"/>
-            </w:pPr>
-            <w:r>
-              <w:rPr>
-                <w:color w:val="122238"/>
-                <w:sz w:val="16"/>
-              </w:rPr>
-              <w:t>Validación segura de eventos y procesamiento en segundo plano de archivos MP4.</w:t>
-            </w:r>
-          </w:p>
-        </w:tc>
-      </w:tr>
-      <w:tr>
-        <w:tc>
-          <w:tcPr>
-            <w:tcW w:type="dxa" w:w="3485"/>
-            <w:shd w:fill="F7F9FC"/>
-            <w:tcMar>
-              <w:top w:w="95" w:type="dxa"/>
-              <w:start w:w="100" w:type="dxa"/>
-              <w:bottom w:w="95" w:type="dxa"/>
-              <w:end w:w="100" w:type="dxa"/>
-            </w:tcMar>
-          </w:tcPr>
-          <w:p>
-            <w:pPr>
-              <w:spacing w:after="0"/>
-            </w:pPr>
-            <w:r>
-              <w:rPr>
-                <w:b/>
-                <w:color w:val="2D65B0"/>
-                <w:sz w:val="16"/>
+                <w:i w:val="0"/>
+                <w:color w:val="2D64A8"/>
+                <w:sz w:val="17"/>
+                <w:lang w:val="es-MX"/>
               </w:rPr>
               <w:t>Inventario PWA</w:t>
             </w:r>
           </w:p>
-        </w:tc>
-        <w:tc>
-          <w:tcPr>
-            <w:tcW w:type="dxa" w:w="3485"/>
-            <w:shd w:fill="F7F9FC"/>
-            <w:tcMar>
-              <w:top w:w="95" w:type="dxa"/>
-              <w:start w:w="100" w:type="dxa"/>
-              <w:bottom w:w="95" w:type="dxa"/>
-              <w:end w:w="100" w:type="dxa"/>
-            </w:tcMar>
-          </w:tcPr>
           <w:p>
             <w:pPr>
-              <w:spacing w:after="0"/>
+              <w:spacing w:after="0" w:line="240" w:lineRule="auto"/>
             </w:pPr>
             <w:r>
               <w:rPr>
-                <w:color w:val="122238"/>
-                <w:sz w:val="16"/>
+                <w:rFonts w:ascii="Aptos" w:hAnsi="Aptos"/>
+                <w:b w:val="0"/>
+                <w:i w:val="0"/>
+                <w:color w:val="5B6B80"/>
+                <w:sz w:val="15"/>
+                <w:lang w:val="es-MX"/>
               </w:rPr>
-              <w:t>.NET, PWA, mobile-first</w:t>
-            </w:r>
-          </w:p>
-        </w:tc>
-        <w:tc>
-          <w:tcPr>
-            <w:tcW w:type="dxa" w:w="3485"/>
-            <w:shd w:fill="F7F9FC"/>
-            <w:tcMar>
-              <w:top w:w="95" w:type="dxa"/>
-              <w:start w:w="100" w:type="dxa"/>
-              <w:bottom w:w="95" w:type="dxa"/>
-              <w:end w:w="100" w:type="dxa"/>
-            </w:tcMar>
-          </w:tcPr>
-          <w:p>
-            <w:pPr>
-              <w:spacing w:after="0"/>
-            </w:pPr>
-            <w:r>
-              <w:rPr>
-                <w:color w:val="122238"/>
-                <w:sz w:val="16"/>
-              </w:rPr>
-              <w:t>Aplicación instalable para escritorio y móvil con captura fotográfica.</w:t>
-            </w:r>
-          </w:p>
-        </w:tc>
-      </w:tr>
-      <w:tr>
-        <w:tc>
-          <w:tcPr>
-            <w:tcW w:type="dxa" w:w="3485"/>
-            <w:shd w:fill="FFFFFF"/>
-            <w:tcMar>
-              <w:top w:w="95" w:type="dxa"/>
-              <w:start w:w="100" w:type="dxa"/>
-              <w:bottom w:w="95" w:type="dxa"/>
-              <w:end w:w="100" w:type="dxa"/>
-            </w:tcMar>
-          </w:tcPr>
-          <w:p>
-            <w:pPr>
-              <w:spacing w:after="0"/>
-            </w:pPr>
-            <w:r>
-              <w:rPr>
-                <w:b/>
-                <w:color w:val="2D65B0"/>
-                <w:sz w:val="16"/>
-              </w:rPr>
-              <w:t>Modernización biométrica</w:t>
-            </w:r>
-          </w:p>
-        </w:tc>
-        <w:tc>
-          <w:tcPr>
-            <w:tcW w:type="dxa" w:w="3485"/>
-            <w:shd w:fill="FFFFFF"/>
-            <w:tcMar>
-              <w:top w:w="95" w:type="dxa"/>
-              <w:start w:w="100" w:type="dxa"/>
-              <w:bottom w:w="95" w:type="dxa"/>
-              <w:end w:w="100" w:type="dxa"/>
-            </w:tcMar>
-          </w:tcPr>
-          <w:p>
-            <w:pPr>
-              <w:spacing w:after="0"/>
-            </w:pPr>
-            <w:r>
-              <w:rPr>
-                <w:color w:val="122238"/>
-                <w:sz w:val="16"/>
-              </w:rPr>
-              <w:t>.NET 8+, ASP.NET Core MVC, SignalR, Futronic FS10</w:t>
-            </w:r>
-          </w:p>
-        </w:tc>
-        <w:tc>
-          <w:tcPr>
-            <w:tcW w:type="dxa" w:w="3485"/>
-            <w:shd w:fill="FFFFFF"/>
-            <w:tcMar>
-              <w:top w:w="95" w:type="dxa"/>
-              <w:start w:w="100" w:type="dxa"/>
-              <w:bottom w:w="95" w:type="dxa"/>
-              <w:end w:w="100" w:type="dxa"/>
-            </w:tcMar>
-          </w:tcPr>
-          <w:p>
-            <w:pPr>
-              <w:spacing w:after="0"/>
-            </w:pPr>
-            <w:r>
-              <w:rPr>
-                <w:color w:val="122238"/>
-                <w:sz w:val="16"/>
-              </w:rPr>
-              <w:t>Migración de WinForms a MVC, manteniendo lectores biométricos mediante un motor local y comunicación en tiempo real.</w:t>
+              <w:t>Aplicación instalable orientada a escritorio y móvil, con captura fotográfica, operación local y una experiencia diseñada desde el contexto real de uso.</w:t>
             </w:r>
           </w:p>
         </w:tc>
@@ -1068,136 +1970,266 @@
     </w:tbl>
     <w:p>
       <w:pPr>
-        <w:pStyle w:val="Heading1"/>
+        <w:keepNext/>
+        <w:spacing w:before="100" w:after="80"/>
         <w:pBdr>
-          <w:bottom w:val="single" w:sz="8" w:space="5" w:color="D8E1EB"/>
+          <w:bottom w:val="single" w:sz="6" w:space="3" w:color="D7E1EC"/>
         </w:pBdr>
-        <w:keepNext/>
-      </w:pPr>
-      <w:r>
-        <w:t>DOMINIOS Y TIPOS DE SOLUCIÓN</w:t>
-      </w:r>
-    </w:p>
-    <w:p>
-      <w:pPr>
-        <w:pStyle w:val="ListBullet"/>
-        <w:spacing w:after="50"/>
-        <w:ind w:left="259" w:hanging="173"/>
-      </w:pPr>
-      <w:r>
-        <w:t>Sistemas financieros, estados de cuenta, generación documental y automatización de reportes.</w:t>
-      </w:r>
-    </w:p>
-    <w:p>
-      <w:pPr>
-        <w:pStyle w:val="ListBullet"/>
-        <w:spacing w:after="50"/>
-        <w:ind w:left="259" w:hanging="173"/>
-      </w:pPr>
-      <w:r>
-        <w:t>Plataformas de quejas, seguimiento de casos y soporte a resoluciones.</w:t>
-      </w:r>
-    </w:p>
-    <w:p>
-      <w:pPr>
-        <w:pStyle w:val="ListBullet"/>
-        <w:spacing w:after="50"/>
-        <w:ind w:left="259" w:hanging="173"/>
-      </w:pPr>
-      <w:r>
-        <w:t>Procesos de recursos humanos, captura de candidatos y seguimiento de contratación.</w:t>
-      </w:r>
-    </w:p>
-    <w:p>
-      <w:pPr>
-        <w:pStyle w:val="ListBullet"/>
-        <w:spacing w:after="50"/>
-        <w:ind w:left="259" w:hanging="173"/>
-      </w:pPr>
-      <w:r>
-        <w:t>Comercio electrónico, inventario, compras, ventas y control de almacén.</w:t>
-      </w:r>
-    </w:p>
-    <w:p>
-      <w:pPr>
-        <w:pStyle w:val="ListBullet"/>
-        <w:spacing w:after="50"/>
-        <w:ind w:left="259" w:hanging="173"/>
-      </w:pPr>
-      <w:r>
-        <w:t>Integraciones empresariales, modernización legacy y automatización operativa.</w:t>
-      </w:r>
-    </w:p>
-    <w:p>
-      <w:pPr>
-        <w:pStyle w:val="ListBullet"/>
-      </w:pPr>
-      <w:r>
-        <w:t>Soluciones biométricas y de hardware: captura, enrolamiento y validación con lectores Futronic y motores locales.</w:t>
-      </w:r>
-    </w:p>
-    <w:p>
-      <w:pPr>
-        <w:pStyle w:val="Heading1"/>
-        <w:pBdr>
-          <w:bottom w:val="single" w:sz="8" w:space="5" w:color="D8E1EB"/>
-        </w:pBdr>
-        <w:keepNext/>
-      </w:pPr>
-      <w:r>
-        <w:t>FORMACIÓN CONTINUA Y FORMA DE TRABAJO</w:t>
-      </w:r>
-    </w:p>
-    <w:p>
-      <w:pPr>
-        <w:spacing w:after="40"/>
       </w:pPr>
       <w:r>
         <w:rPr>
+          <w:rFonts w:ascii="Aptos" w:hAnsi="Aptos"/>
           <w:b/>
-          <w:color w:val="2D65B0"/>
+          <w:i w:val="0"/>
+          <w:color w:val="2D64A8"/>
+          <w:sz w:val="25"/>
+          <w:lang w:val="es-MX"/>
         </w:rPr>
-        <w:t xml:space="preserve">Formación: </w:t>
-      </w:r>
-      <w:r>
-        <w:t>aprendizaje autodidacta y actualización continua en arquitectura de software, cloud, integración y diseño de sistemas.</w:t>
+        <w:t>FORMACIÓN Y DESARROLLO CONTINUO</w:t>
       </w:r>
     </w:p>
+    <w:tbl>
+      <w:tblPr>
+        <w:tblW w:type="auto" w:w="0"/>
+        <w:jc w:val="center"/>
+        <w:tblLayout w:type="fixed"/>
+        <w:tblLook w:firstColumn="1" w:firstRow="1" w:lastColumn="0" w:lastRow="0" w:noHBand="0" w:noVBand="1" w:val="04A0"/>
+      </w:tblPr>
+      <w:tblGrid>
+        <w:gridCol w:w="1944"/>
+        <w:gridCol w:w="8280"/>
+      </w:tblGrid>
+      <w:tr>
+        <w:trPr>
+          <w:cantSplit/>
+        </w:trPr>
+        <w:tc>
+          <w:tcPr>
+            <w:tcW w:type="dxa" w:w="5227"/>
+            <w:tcMar>
+              <w:top w:w="40" w:type="dxa"/>
+              <w:start w:w="70" w:type="dxa"/>
+              <w:bottom w:w="40" w:type="dxa"/>
+              <w:end w:w="70" w:type="dxa"/>
+            </w:tcMar>
+            <w:tcBorders>
+              <w:bottom w:val="single" w:sz="3" w:color="D7E1EC"/>
+            </w:tcBorders>
+          </w:tcPr>
+          <w:p>
+            <w:r>
+              <w:rPr>
+                <w:rFonts w:ascii="Aptos" w:hAnsi="Aptos"/>
+                <w:b/>
+                <w:i w:val="0"/>
+                <w:color w:val="2D64A8"/>
+                <w:sz w:val="16"/>
+                <w:lang w:val="es-MX"/>
+              </w:rPr>
+              <w:t>2022 - Actual</w:t>
+            </w:r>
+          </w:p>
+        </w:tc>
+        <w:tc>
+          <w:tcPr>
+            <w:tcW w:type="dxa" w:w="5227"/>
+            <w:tcMar>
+              <w:top w:w="40" w:type="dxa"/>
+              <w:start w:w="80" w:type="dxa"/>
+              <w:bottom w:w="40" w:type="dxa"/>
+              <w:end w:w="70" w:type="dxa"/>
+            </w:tcMar>
+            <w:tcBorders>
+              <w:bottom w:val="single" w:sz="3" w:color="D7E1EC"/>
+            </w:tcBorders>
+          </w:tcPr>
+          <w:p>
+            <w:r>
+              <w:rPr>
+                <w:rFonts w:ascii="Aptos" w:hAnsi="Aptos"/>
+                <w:b w:val="0"/>
+                <w:i w:val="0"/>
+                <w:color w:val="17263B"/>
+                <w:sz w:val="16"/>
+                <w:lang w:val="es-MX"/>
+              </w:rPr>
+              <w:t>Formación continua en Ingeniería de Datos y rutas especializadas - Platzi.</w:t>
+            </w:r>
+          </w:p>
+        </w:tc>
+      </w:tr>
+      <w:tr>
+        <w:trPr>
+          <w:cantSplit/>
+        </w:trPr>
+        <w:tc>
+          <w:tcPr>
+            <w:tcW w:type="dxa" w:w="5227"/>
+            <w:tcMar>
+              <w:top w:w="40" w:type="dxa"/>
+              <w:start w:w="70" w:type="dxa"/>
+              <w:bottom w:w="40" w:type="dxa"/>
+              <w:end w:w="70" w:type="dxa"/>
+            </w:tcMar>
+            <w:tcBorders>
+              <w:bottom w:val="single" w:sz="3" w:color="D7E1EC"/>
+            </w:tcBorders>
+          </w:tcPr>
+          <w:p>
+            <w:r>
+              <w:rPr>
+                <w:rFonts w:ascii="Aptos" w:hAnsi="Aptos"/>
+                <w:b/>
+                <w:i w:val="0"/>
+                <w:color w:val="2D64A8"/>
+                <w:sz w:val="16"/>
+                <w:lang w:val="es-MX"/>
+              </w:rPr>
+              <w:t>2005 - 2006</w:t>
+            </w:r>
+          </w:p>
+        </w:tc>
+        <w:tc>
+          <w:tcPr>
+            <w:tcW w:type="dxa" w:w="5227"/>
+            <w:tcMar>
+              <w:top w:w="40" w:type="dxa"/>
+              <w:start w:w="80" w:type="dxa"/>
+              <w:bottom w:w="40" w:type="dxa"/>
+              <w:end w:w="70" w:type="dxa"/>
+            </w:tcMar>
+            <w:tcBorders>
+              <w:bottom w:val="single" w:sz="3" w:color="D7E1EC"/>
+            </w:tcBorders>
+          </w:tcPr>
+          <w:p>
+            <w:r>
+              <w:rPr>
+                <w:rFonts w:ascii="Aptos" w:hAnsi="Aptos"/>
+                <w:b w:val="0"/>
+                <w:i w:val="0"/>
+                <w:color w:val="17263B"/>
+                <w:sz w:val="16"/>
+                <w:lang w:val="es-MX"/>
+              </w:rPr>
+              <w:t>Certificado en Soporte Técnico - Proet.</w:t>
+            </w:r>
+          </w:p>
+        </w:tc>
+      </w:tr>
+      <w:tr>
+        <w:trPr>
+          <w:cantSplit/>
+        </w:trPr>
+        <w:tc>
+          <w:tcPr>
+            <w:tcW w:type="dxa" w:w="5227"/>
+            <w:tcMar>
+              <w:top w:w="40" w:type="dxa"/>
+              <w:start w:w="70" w:type="dxa"/>
+              <w:bottom w:w="40" w:type="dxa"/>
+              <w:end w:w="70" w:type="dxa"/>
+            </w:tcMar>
+            <w:tcBorders>
+              <w:bottom w:val="single" w:sz="3" w:color="D7E1EC"/>
+            </w:tcBorders>
+          </w:tcPr>
+          <w:p>
+            <w:r>
+              <w:rPr>
+                <w:rFonts w:ascii="Aptos" w:hAnsi="Aptos"/>
+                <w:b/>
+                <w:i w:val="0"/>
+                <w:color w:val="2D64A8"/>
+                <w:sz w:val="16"/>
+                <w:lang w:val="es-MX"/>
+              </w:rPr>
+              <w:t>2003 - 2005</w:t>
+            </w:r>
+          </w:p>
+        </w:tc>
+        <w:tc>
+          <w:tcPr>
+            <w:tcW w:type="dxa" w:w="5227"/>
+            <w:tcMar>
+              <w:top w:w="40" w:type="dxa"/>
+              <w:start w:w="80" w:type="dxa"/>
+              <w:bottom w:w="40" w:type="dxa"/>
+              <w:end w:w="70" w:type="dxa"/>
+            </w:tcMar>
+            <w:tcBorders>
+              <w:bottom w:val="single" w:sz="3" w:color="D7E1EC"/>
+            </w:tcBorders>
+          </w:tcPr>
+          <w:p>
+            <w:r>
+              <w:rPr>
+                <w:rFonts w:ascii="Aptos" w:hAnsi="Aptos"/>
+                <w:b w:val="0"/>
+                <w:i w:val="0"/>
+                <w:color w:val="17263B"/>
+                <w:sz w:val="16"/>
+                <w:lang w:val="es-MX"/>
+              </w:rPr>
+              <w:t>Técnico Informático en Programación - Colegio Nacional de Capacitación Intensiva.</w:t>
+            </w:r>
+          </w:p>
+        </w:tc>
+      </w:tr>
+    </w:tbl>
     <w:p>
       <w:pPr>
-        <w:spacing w:after="40"/>
+        <w:spacing w:before="80" w:after="0"/>
       </w:pPr>
       <w:r>
         <w:rPr>
+          <w:rFonts w:ascii="Aptos" w:hAnsi="Aptos"/>
           <w:b/>
-          <w:color w:val="2D65B0"/>
+          <w:i w:val="0"/>
+          <w:color w:val="2D64A8"/>
+          <w:sz w:val="17"/>
+          <w:lang w:val="es-MX"/>
         </w:rPr>
-        <w:t xml:space="preserve">Aprendizaje en línea: </w:t>
+        <w:t xml:space="preserve">Idiomas: </w:t>
       </w:r>
       <w:r>
-        <w:t>perfil público de Platzi: https://platzi.com/p/mserafin/</w:t>
+        <w:rPr>
+          <w:rFonts w:ascii="Aptos" w:hAnsi="Aptos"/>
+          <w:b w:val="0"/>
+          <w:i w:val="0"/>
+          <w:color w:val="17263B"/>
+          <w:sz w:val="17"/>
+          <w:lang w:val="es-MX"/>
+        </w:rPr>
+        <w:t>Inglés básico para lectura técnica y comunicación funcional.</w:t>
       </w:r>
-    </w:p>
-    <w:p>
-      <w:pPr>
-        <w:spacing w:after="40"/>
-      </w:pPr>
       <w:r>
         <w:rPr>
+          <w:rFonts w:ascii="Aptos" w:hAnsi="Aptos"/>
           <w:b/>
-          <w:color w:val="2D65B0"/>
+          <w:i w:val="0"/>
+          <w:color w:val="2D64A8"/>
+          <w:sz w:val="17"/>
+          <w:lang w:val="es-MX"/>
         </w:rPr>
-        <w:t xml:space="preserve">Forma de trabajo: </w:t>
+        <w:t xml:space="preserve">   |   Aprendizaje en línea: </w:t>
       </w:r>
-      <w:r>
-        <w:t>perfil hands-on, orientado a trabajo remoto, concentración profunda y colaboración directa con equipos técnicos y de negocio.</w:t>
-      </w:r>
+      <w:hyperlink r:id="rId13">
+        <w:r>
+          <w:rPr>
+            <w:color w:val="2D64A8"/>
+            <w:rFonts w:ascii="Aptos" w:hAnsi="Aptos"/>
+            <w:sz w:val="18"/>
+          </w:rPr>
+          <w:t>platzi.com/p/mserafin/</w:t>
+        </w:r>
+      </w:hyperlink>
     </w:p>
     <w:sectPr>
       <w:headerReference w:type="default" r:id="rId9"/>
       <w:footerReference w:type="default" r:id="rId10"/>
       <w:pgSz w:w="12240" w:h="15840"/>
-      <w:pgMar w:top="792" w:right="893" w:bottom="792" w:left="893" w:header="317" w:footer="360" w:gutter="0"/>
+      <w:pgMar w:top="662" w:right="893" w:bottom="634" w:left="893" w:header="317" w:footer="317" w:gutter="0"/>
       <w:cols w:space="720"/>
       <w:docGrid w:linePitch="360"/>
     </w:sectPr>
@@ -1214,8 +2246,11 @@
     </w:pPr>
     <w:r>
       <w:rPr>
-        <w:color w:val="556478"/>
-        <w:sz w:val="16"/>
+        <w:rFonts w:ascii="Aptos" w:hAnsi="Aptos"/>
+        <w:b w:val="0"/>
+        <w:i w:val="0"/>
+        <w:color w:val="5B6B80"/>
+        <w:sz w:val="15"/>
       </w:rPr>
       <w:t>Miguel Ángel Serafín Castillo</w:t>
     </w:r>
@@ -1227,10 +2262,17 @@
 <w:hdr xmlns:m="http://schemas.openxmlformats.org/officeDocument/2006/math" xmlns:mc="http://schemas.openxmlformats.org/markup-compatibility/2006" xmlns:mo="http://schemas.microsoft.com/office/mac/office/2008/main" xmlns:mv="urn:schemas-microsoft-com:mac:vml" xmlns:o="urn:schemas-microsoft-com:office:office" xmlns:r="http://schemas.openxmlformats.org/officeDocument/2006/relationships" xmlns:v="urn:schemas-microsoft-com:vml" xmlns:w10="urn:schemas-microsoft-com:office:word" xmlns:w14="http://schemas.microsoft.com/office/word/2010/wordml" xmlns:w="http://schemas.openxmlformats.org/wordprocessingml/2006/main" xmlns:wne="http://schemas.microsoft.com/office/word/2006/wordml" xmlns:wp14="http://schemas.microsoft.com/office/word/2010/wordprocessingDrawing" xmlns:wp="http://schemas.openxmlformats.org/drawingml/2006/wordprocessingDrawing" xmlns:wpc="http://schemas.microsoft.com/office/word/2010/wordprocessingCanvas" xmlns:wpg="http://schemas.microsoft.com/office/word/2010/wordprocessingGroup" xmlns:wpi="http://schemas.microsoft.com/office/word/2010/wordprocessingInk" xmlns:wps="http://schemas.microsoft.com/office/word/2010/wordprocessingShape" mc:Ignorable="w14 wp14">
   <w:p>
     <w:pPr>
-      <w:pStyle w:val="SmallMuted"/>
+      <w:pStyle w:val="Header"/>
       <w:jc w:val="right"/>
     </w:pPr>
     <w:r>
+      <w:rPr>
+        <w:rFonts w:ascii="Aptos" w:hAnsi="Aptos"/>
+        <w:b w:val="0"/>
+        <w:i w:val="0"/>
+        <w:color w:val="5B6B80"/>
+        <w:sz w:val="15"/>
+      </w:rPr>
       <w:t>CV profesional - Miguel Ángel Serafín Castillo</w:t>
     </w:r>
   </w:p>
@@ -1601,11 +2643,11 @@
     <w:qFormat/>
     <w:rsid w:val="00FC693F"/>
     <w:pPr>
-      <w:spacing w:after="90" w:line="259" w:lineRule="auto"/>
+      <w:spacing w:after="40" w:line="252" w:lineRule="auto"/>
     </w:pPr>
     <w:rPr>
       <w:rFonts w:ascii="Aptos" w:hAnsi="Aptos"/>
-      <w:color w:val="122238"/>
+      <w:color w:val="17263B"/>
       <w:sz w:val="18"/>
     </w:rPr>
   </w:style>
@@ -1664,15 +2706,15 @@
     <w:pPr>
       <w:keepNext/>
       <w:keepLines/>
-      <w:spacing w:before="160" w:after="100"/>
+      <w:spacing w:before="480" w:after="0"/>
       <w:outlineLvl w:val="0"/>
     </w:pPr>
     <w:rPr>
-      <w:rFonts w:asciiTheme="majorHAnsi" w:eastAsiaTheme="majorEastAsia" w:hAnsiTheme="majorHAnsi" w:cstheme="majorBidi" w:ascii="Aptos Display" w:hAnsi="Aptos Display"/>
+      <w:rFonts w:asciiTheme="majorHAnsi" w:eastAsiaTheme="majorEastAsia" w:hAnsiTheme="majorHAnsi" w:cstheme="majorBidi"/>
       <w:b/>
       <w:bCs/>
-      <w:color w:val="2D65B0"/>
-      <w:sz w:val="30"/>
+      <w:color w:val="365F91" w:themeColor="accent1" w:themeShade="BF"/>
+      <w:sz w:val="28"/>
       <w:szCs w:val="28"/>
     </w:rPr>
   </w:style>
@@ -1688,15 +2730,15 @@
     <w:pPr>
       <w:keepNext/>
       <w:keepLines/>
-      <w:spacing w:before="160" w:after="100"/>
+      <w:spacing w:before="200" w:after="0"/>
       <w:outlineLvl w:val="1"/>
     </w:pPr>
     <w:rPr>
-      <w:rFonts w:asciiTheme="majorHAnsi" w:eastAsiaTheme="majorEastAsia" w:hAnsiTheme="majorHAnsi" w:cstheme="majorBidi" w:ascii="Aptos Display" w:hAnsi="Aptos Display"/>
+      <w:rFonts w:asciiTheme="majorHAnsi" w:eastAsiaTheme="majorEastAsia" w:hAnsiTheme="majorHAnsi" w:cstheme="majorBidi"/>
       <w:b/>
       <w:bCs/>
-      <w:color w:val="1D8878"/>
-      <w:sz w:val="22"/>
+      <w:color w:val="4F81BD" w:themeColor="accent1"/>
+      <w:sz w:val="26"/>
       <w:szCs w:val="26"/>
     </w:rPr>
   </w:style>
@@ -1953,16 +2995,15 @@
       <w:pBdr>
         <w:bottom w:val="single" w:sz="8" w:space="4" w:color="4F81BD" w:themeColor="accent1"/>
       </w:pBdr>
-      <w:spacing w:after="100" w:line="240" w:lineRule="auto" w:before="160"/>
+      <w:spacing w:after="300" w:line="240" w:lineRule="auto"/>
       <w:contextualSpacing/>
     </w:pPr>
     <w:rPr>
-      <w:rFonts w:asciiTheme="majorHAnsi" w:eastAsiaTheme="majorEastAsia" w:hAnsiTheme="majorHAnsi" w:cstheme="majorBidi" w:ascii="Aptos Display" w:hAnsi="Aptos Display"/>
-      <w:b/>
-      <w:color w:val="122238"/>
+      <w:rFonts w:asciiTheme="majorHAnsi" w:eastAsiaTheme="majorEastAsia" w:hAnsiTheme="majorHAnsi" w:cstheme="majorBidi"/>
+      <w:color w:val="17365D" w:themeColor="text2" w:themeShade="BF"/>
       <w:spacing w:val="5"/>
       <w:kern w:val="28"/>
-      <w:sz w:val="56"/>
+      <w:sz w:val="52"/>
       <w:szCs w:val="52"/>
     </w:rPr>
   </w:style>
@@ -13292,27 +14333,34 @@
       </w:tcPr>
     </w:tblStylePr>
   </w:style>
-  <w:style w:type="paragraph" w:customStyle="1" w:styleId="SectionLabel">
-    <w:name w:val="Section Label"/>
-    <w:pPr>
-      <w:spacing w:before="140" w:after="60"/>
+  <w:style w:type="paragraph" w:customStyle="1" w:styleId="CVBullet">
+    <w:name w:val="CV Bullet"/>
+    <w:pPr>
+      <w:spacing w:after="20" w:line="240" w:lineRule="auto"/>
+      <w:ind w:left="317" w:hanging="173"/>
+      <w:numPr>
+        <w:ilvl w:val="0"/>
+        <w:numId w:val="1"/>
+      </w:numPr>
     </w:pPr>
     <w:rPr>
       <w:rFonts w:ascii="Aptos" w:hAnsi="Aptos"/>
-      <w:b/>
-      <w:color w:val="2D65B0"/>
-      <w:sz w:val="17"/>
+      <w:sz w:val="18"/>
     </w:rPr>
   </w:style>
-  <w:style w:type="paragraph" w:customStyle="1" w:styleId="SmallMuted">
-    <w:name w:val="Small Muted"/>
-    <w:pPr>
-      <w:spacing w:after="60"/>
+  <w:style w:type="paragraph" w:customStyle="1" w:styleId="CVBulletCompact">
+    <w:name w:val="CV Bullet Compact"/>
+    <w:pPr>
+      <w:spacing w:after="20" w:line="240" w:lineRule="auto"/>
+      <w:ind w:left="288" w:hanging="158"/>
+      <w:numPr>
+        <w:ilvl w:val="0"/>
+        <w:numId w:val="1"/>
+      </w:numPr>
     </w:pPr>
     <w:rPr>
       <w:rFonts w:ascii="Aptos" w:hAnsi="Aptos"/>
-      <w:color w:val="556478"/>
-      <w:sz w:val="16"/>
+      <w:sz w:val="18"/>
     </w:rPr>
   </w:style>
 </w:styles>
